--- a/Rapport_S3C1447_Defi1_RCPSP.docx
+++ b/Rapport_S3C1447_Defi1_RCPSP.docx
@@ -2486,6 +2486,2612 @@
       </w:r>
       <w:r>
         <w:t xml:space="preserve">Les résultats détaillés instance par instance sont fournis dans le fichier results.txt joint. Le tableau du point 5 du cahier des charges sera rempli si des améliorations sont trouvées.</w:t>
+      </w:r>
+    </w:p>
+    <w:p>
+      <w:r>
+        <w:br w:type="page"/>
+      </w:r>
+    </w:p>
+    <w:p>
+      <w:pPr>
+        <w:pStyle w:val="Heading1"/>
+      </w:pPr>
+      <w:r>
+        <w:t xml:space="preserve">5. Comparaison des solutions avec PSPLIB (Point 5 du cahier des charges)</w:t>
+      </w:r>
+    </w:p>
+    <w:p>
+      <w:pPr>
+        <w:spacing w:after="120"/>
+      </w:pPr>
+      <w:r>
+        <w:t xml:space="preserve">Le tableau ci-dessous compare nos solutions avec les meilleures solutions connues du fichier j60hrs.sm de PSPLIB, conformément au format demandé dans le cahier des charges. Ce tableau présente un échantillon représentatif des instances ouvertes testées.</w:t>
+      </w:r>
+    </w:p>
+    <w:p>
+      <w:pPr>
+        <w:pStyle w:val="Heading2"/>
+      </w:pPr>
+      <w:r>
+        <w:t xml:space="preserve">5.4. Tableau de comparaison (format demandé)</w:t>
+      </w:r>
+    </w:p>
+    <w:tbl>
+      <w:tblPr>
+        <w:tblW w:type="dxa" w:w="9840"/>
+        <w:tblBorders>
+          <w:top w:val="single" w:color="auto" w:sz="4"/>
+          <w:left w:val="single" w:color="auto" w:sz="4"/>
+          <w:bottom w:val="single" w:color="auto" w:sz="4"/>
+          <w:right w:val="single" w:color="auto" w:sz="4"/>
+          <w:insideH w:val="single" w:color="auto" w:sz="4"/>
+          <w:insideV w:val="single" w:color="auto" w:sz="4"/>
+        </w:tblBorders>
+      </w:tblPr>
+      <w:tblGrid>
+        <w:gridCol w:w="1300"/>
+        <w:gridCol w:w="1000"/>
+        <w:gridCol w:w="900"/>
+        <w:gridCol w:w="1600"/>
+        <w:gridCol w:w="1100"/>
+        <w:gridCol w:w="2640"/>
+        <w:gridCol w:w="1300"/>
+      </w:tblGrid>
+      <w:tr>
+        <w:tc>
+          <w:tcPr>
+            <w:tcW w:type="dxa" w:w="1300"/>
+            <w:tcBorders>
+              <w:top w:val="single" w:color="999999" w:sz="1"/>
+              <w:left w:val="single" w:color="999999" w:sz="1"/>
+              <w:bottom w:val="single" w:color="999999" w:sz="1"/>
+              <w:right w:val="single" w:color="999999" w:sz="1"/>
+            </w:tcBorders>
+            <w:shd w:fill="2E5090" w:val="clear"/>
+            <w:tcMar>
+              <w:top w:type="dxa" w:w="60"/>
+              <w:left w:type="dxa" w:w="100"/>
+              <w:bottom w:type="dxa" w:w="60"/>
+              <w:right w:type="dxa" w:w="100"/>
+            </w:tcMar>
+            <w:vAlign w:val="center"/>
+          </w:tcPr>
+          <w:p>
+            <w:pPr>
+              <w:jc w:val="center"/>
+            </w:pPr>
+            <w:r>
+              <w:rPr>
+                <w:rFonts w:ascii="Arial" w:cs="Arial" w:eastAsia="Arial" w:hAnsi="Arial"/>
+                <w:b/>
+                <w:bCs/>
+                <w:color w:val="FFFFFF"/>
+                <w:sz w:val="20"/>
+                <w:szCs w:val="20"/>
+              </w:rPr>
+              <w:t xml:space="preserve">Instance</w:t>
+            </w:r>
+          </w:p>
+        </w:tc>
+        <w:tc>
+          <w:tcPr>
+            <w:tcW w:type="dxa" w:w="1000"/>
+            <w:tcBorders>
+              <w:top w:val="single" w:color="999999" w:sz="1"/>
+              <w:left w:val="single" w:color="999999" w:sz="1"/>
+              <w:bottom w:val="single" w:color="999999" w:sz="1"/>
+              <w:right w:val="single" w:color="999999" w:sz="1"/>
+            </w:tcBorders>
+            <w:shd w:fill="2E5090" w:val="clear"/>
+            <w:tcMar>
+              <w:top w:type="dxa" w:w="60"/>
+              <w:left w:type="dxa" w:w="100"/>
+              <w:bottom w:type="dxa" w:w="60"/>
+              <w:right w:type="dxa" w:w="100"/>
+            </w:tcMar>
+            <w:vAlign w:val="center"/>
+          </w:tcPr>
+          <w:p>
+            <w:pPr>
+              <w:jc w:val="center"/>
+            </w:pPr>
+            <w:r>
+              <w:rPr>
+                <w:rFonts w:ascii="Arial" w:cs="Arial" w:eastAsia="Arial" w:hAnsi="Arial"/>
+                <w:b/>
+                <w:bCs/>
+                <w:color w:val="FFFFFF"/>
+                <w:sz w:val="20"/>
+                <w:szCs w:val="20"/>
+              </w:rPr>
+              <w:t xml:space="preserve">Type Solution</w:t>
+            </w:r>
+          </w:p>
+        </w:tc>
+        <w:tc>
+          <w:tcPr>
+            <w:tcW w:type="dxa" w:w="900"/>
+            <w:tcBorders>
+              <w:top w:val="single" w:color="999999" w:sz="1"/>
+              <w:left w:val="single" w:color="999999" w:sz="1"/>
+              <w:bottom w:val="single" w:color="999999" w:sz="1"/>
+              <w:right w:val="single" w:color="999999" w:sz="1"/>
+            </w:tcBorders>
+            <w:shd w:fill="2E5090" w:val="clear"/>
+            <w:tcMar>
+              <w:top w:type="dxa" w:w="60"/>
+              <w:left w:type="dxa" w:w="100"/>
+              <w:bottom w:type="dxa" w:w="60"/>
+              <w:right w:type="dxa" w:w="100"/>
+            </w:tcMar>
+            <w:vAlign w:val="center"/>
+          </w:tcPr>
+          <w:p>
+            <w:pPr>
+              <w:jc w:val="center"/>
+            </w:pPr>
+            <w:r>
+              <w:rPr>
+                <w:rFonts w:ascii="Arial" w:cs="Arial" w:eastAsia="Arial" w:hAnsi="Arial"/>
+                <w:b/>
+                <w:bCs/>
+                <w:color w:val="FFFFFF"/>
+                <w:sz w:val="20"/>
+                <w:szCs w:val="20"/>
+              </w:rPr>
+              <w:t xml:space="preserve">Valeur</w:t>
+            </w:r>
+          </w:p>
+        </w:tc>
+        <w:tc>
+          <w:tcPr>
+            <w:tcW w:type="dxa" w:w="1600"/>
+            <w:tcBorders>
+              <w:top w:val="single" w:color="999999" w:sz="1"/>
+              <w:left w:val="single" w:color="999999" w:sz="1"/>
+              <w:bottom w:val="single" w:color="999999" w:sz="1"/>
+              <w:right w:val="single" w:color="999999" w:sz="1"/>
+            </w:tcBorders>
+            <w:shd w:fill="2E5090" w:val="clear"/>
+            <w:tcMar>
+              <w:top w:type="dxa" w:w="60"/>
+              <w:left w:type="dxa" w:w="100"/>
+              <w:bottom w:type="dxa" w:w="60"/>
+              <w:right w:type="dxa" w:w="100"/>
+            </w:tcMar>
+            <w:vAlign w:val="center"/>
+          </w:tcPr>
+          <w:p>
+            <w:pPr>
+              <w:jc w:val="center"/>
+            </w:pPr>
+            <w:r>
+              <w:rPr>
+                <w:rFonts w:ascii="Arial" w:cs="Arial" w:eastAsia="Arial" w:hAnsi="Arial"/>
+                <w:b/>
+                <w:bCs/>
+                <w:color w:val="FFFFFF"/>
+                <w:sz w:val="20"/>
+                <w:szCs w:val="20"/>
+              </w:rPr>
+              <w:t xml:space="preserve">Technique de résolution</w:t>
+            </w:r>
+          </w:p>
+        </w:tc>
+        <w:tc>
+          <w:tcPr>
+            <w:tcW w:type="dxa" w:w="1100"/>
+            <w:tcBorders>
+              <w:top w:val="single" w:color="999999" w:sz="1"/>
+              <w:left w:val="single" w:color="999999" w:sz="1"/>
+              <w:bottom w:val="single" w:color="999999" w:sz="1"/>
+              <w:right w:val="single" w:color="999999" w:sz="1"/>
+            </w:tcBorders>
+            <w:shd w:fill="2E5090" w:val="clear"/>
+            <w:tcMar>
+              <w:top w:type="dxa" w:w="60"/>
+              <w:left w:type="dxa" w:w="100"/>
+              <w:bottom w:type="dxa" w:w="60"/>
+              <w:right w:type="dxa" w:w="100"/>
+            </w:tcMar>
+            <w:vAlign w:val="center"/>
+          </w:tcPr>
+          <w:p>
+            <w:pPr>
+              <w:jc w:val="center"/>
+            </w:pPr>
+            <w:r>
+              <w:rPr>
+                <w:rFonts w:ascii="Arial" w:cs="Arial" w:eastAsia="Arial" w:hAnsi="Arial"/>
+                <w:b/>
+                <w:bCs/>
+                <w:color w:val="FFFFFF"/>
+                <w:sz w:val="20"/>
+                <w:szCs w:val="20"/>
+              </w:rPr>
+              <w:t xml:space="preserve">Temps d'exec.</w:t>
+            </w:r>
+          </w:p>
+        </w:tc>
+        <w:tc>
+          <w:tcPr>
+            <w:tcW w:type="dxa" w:w="2640"/>
+            <w:tcBorders>
+              <w:top w:val="single" w:color="999999" w:sz="1"/>
+              <w:left w:val="single" w:color="999999" w:sz="1"/>
+              <w:bottom w:val="single" w:color="999999" w:sz="1"/>
+              <w:right w:val="single" w:color="999999" w:sz="1"/>
+            </w:tcBorders>
+            <w:shd w:fill="2E5090" w:val="clear"/>
+            <w:tcMar>
+              <w:top w:type="dxa" w:w="60"/>
+              <w:left w:type="dxa" w:w="100"/>
+              <w:bottom w:type="dxa" w:w="60"/>
+              <w:right w:type="dxa" w:w="100"/>
+            </w:tcMar>
+            <w:vAlign w:val="center"/>
+          </w:tcPr>
+          <w:p>
+            <w:pPr>
+              <w:jc w:val="center"/>
+            </w:pPr>
+            <w:r>
+              <w:rPr>
+                <w:rFonts w:ascii="Arial" w:cs="Arial" w:eastAsia="Arial" w:hAnsi="Arial"/>
+                <w:b/>
+                <w:bCs/>
+                <w:color w:val="FFFFFF"/>
+                <w:sz w:val="20"/>
+                <w:szCs w:val="20"/>
+              </w:rPr>
+              <w:t xml:space="preserve">Machine utilisée</w:t>
+            </w:r>
+          </w:p>
+        </w:tc>
+        <w:tc>
+          <w:tcPr>
+            <w:tcW w:type="dxa" w:w="1300"/>
+            <w:tcBorders>
+              <w:top w:val="single" w:color="999999" w:sz="1"/>
+              <w:left w:val="single" w:color="999999" w:sz="1"/>
+              <w:bottom w:val="single" w:color="999999" w:sz="1"/>
+              <w:right w:val="single" w:color="999999" w:sz="1"/>
+            </w:tcBorders>
+            <w:shd w:fill="2E5090" w:val="clear"/>
+            <w:tcMar>
+              <w:top w:type="dxa" w:w="60"/>
+              <w:left w:type="dxa" w:w="100"/>
+              <w:bottom w:type="dxa" w:w="60"/>
+              <w:right w:type="dxa" w:w="100"/>
+            </w:tcMar>
+            <w:vAlign w:val="center"/>
+          </w:tcPr>
+          <w:p>
+            <w:pPr>
+              <w:jc w:val="center"/>
+            </w:pPr>
+            <w:r>
+              <w:rPr>
+                <w:rFonts w:ascii="Arial" w:cs="Arial" w:eastAsia="Arial" w:hAnsi="Arial"/>
+                <w:b/>
+                <w:bCs/>
+                <w:color w:val="FFFFFF"/>
+                <w:sz w:val="20"/>
+                <w:szCs w:val="20"/>
+              </w:rPr>
+              <w:t xml:space="preserve">Ancienne Valeur</w:t>
+            </w:r>
+          </w:p>
+        </w:tc>
+      </w:tr>
+      <w:tr>
+        <w:tc>
+          <w:tcPr>
+            <w:tcW w:type="dxa" w:w="1300"/>
+            <w:tcBorders>
+              <w:top w:val="single" w:color="999999" w:sz="1"/>
+              <w:left w:val="single" w:color="999999" w:sz="1"/>
+              <w:bottom w:val="single" w:color="999999" w:sz="1"/>
+              <w:right w:val="single" w:color="999999" w:sz="1"/>
+            </w:tcBorders>
+            <w:tcMar>
+              <w:top w:type="dxa" w:w="60"/>
+              <w:left w:type="dxa" w:w="100"/>
+              <w:bottom w:type="dxa" w:w="60"/>
+              <w:right w:type="dxa" w:w="100"/>
+            </w:tcMar>
+          </w:tcPr>
+          <w:p>
+            <w:pPr>
+              <w:jc w:val="center"/>
+            </w:pPr>
+            <w:r>
+              <w:rPr>
+                <w:rFonts w:ascii="Arial" w:cs="Arial" w:eastAsia="Arial" w:hAnsi="Arial"/>
+                <w:b w:val="false"/>
+                <w:bCs w:val="false"/>
+                <w:sz w:val="20"/>
+                <w:szCs w:val="20"/>
+              </w:rPr>
+              <w:t xml:space="preserve">j6029_6</w:t>
+            </w:r>
+          </w:p>
+        </w:tc>
+        <w:tc>
+          <w:tcPr>
+            <w:tcW w:type="dxa" w:w="1000"/>
+            <w:tcBorders>
+              <w:top w:val="single" w:color="999999" w:sz="1"/>
+              <w:left w:val="single" w:color="999999" w:sz="1"/>
+              <w:bottom w:val="single" w:color="999999" w:sz="1"/>
+              <w:right w:val="single" w:color="999999" w:sz="1"/>
+            </w:tcBorders>
+            <w:tcMar>
+              <w:top w:type="dxa" w:w="60"/>
+              <w:left w:type="dxa" w:w="100"/>
+              <w:bottom w:type="dxa" w:w="60"/>
+              <w:right w:type="dxa" w:w="100"/>
+            </w:tcMar>
+          </w:tcPr>
+          <w:p>
+            <w:pPr>
+              <w:jc w:val="center"/>
+            </w:pPr>
+            <w:r>
+              <w:rPr>
+                <w:rFonts w:ascii="Arial" w:cs="Arial" w:eastAsia="Arial" w:hAnsi="Arial"/>
+                <w:b w:val="false"/>
+                <w:bCs w:val="false"/>
+                <w:sz w:val="20"/>
+                <w:szCs w:val="20"/>
+              </w:rPr>
+              <w:t xml:space="preserve">HEUR</w:t>
+            </w:r>
+          </w:p>
+        </w:tc>
+        <w:tc>
+          <w:tcPr>
+            <w:tcW w:type="dxa" w:w="900"/>
+            <w:tcBorders>
+              <w:top w:val="single" w:color="999999" w:sz="1"/>
+              <w:left w:val="single" w:color="999999" w:sz="1"/>
+              <w:bottom w:val="single" w:color="999999" w:sz="1"/>
+              <w:right w:val="single" w:color="999999" w:sz="1"/>
+            </w:tcBorders>
+            <w:tcMar>
+              <w:top w:type="dxa" w:w="60"/>
+              <w:left w:type="dxa" w:w="100"/>
+              <w:bottom w:type="dxa" w:w="60"/>
+              <w:right w:type="dxa" w:w="100"/>
+            </w:tcMar>
+          </w:tcPr>
+          <w:p>
+            <w:pPr>
+              <w:jc w:val="center"/>
+            </w:pPr>
+            <w:r>
+              <w:rPr>
+                <w:rFonts w:ascii="Arial" w:cs="Arial" w:eastAsia="Arial" w:hAnsi="Arial"/>
+                <w:b w:val="false"/>
+                <w:bCs w:val="false"/>
+                <w:sz w:val="20"/>
+                <w:szCs w:val="20"/>
+              </w:rPr>
+              <w:t xml:space="preserve">159 (V2)</w:t>
+            </w:r>
+          </w:p>
+        </w:tc>
+        <w:tc>
+          <w:tcPr>
+            <w:tcW w:type="dxa" w:w="1600"/>
+            <w:tcBorders>
+              <w:top w:val="single" w:color="999999" w:sz="1"/>
+              <w:left w:val="single" w:color="999999" w:sz="1"/>
+              <w:bottom w:val="single" w:color="999999" w:sz="1"/>
+              <w:right w:val="single" w:color="999999" w:sz="1"/>
+            </w:tcBorders>
+            <w:tcMar>
+              <w:top w:type="dxa" w:w="60"/>
+              <w:left w:type="dxa" w:w="100"/>
+              <w:bottom w:type="dxa" w:w="60"/>
+              <w:right w:type="dxa" w:w="100"/>
+            </w:tcMar>
+          </w:tcPr>
+          <w:p>
+            <w:pPr>
+              <w:jc w:val="center"/>
+            </w:pPr>
+            <w:r>
+              <w:rPr>
+                <w:rFonts w:ascii="Arial" w:cs="Arial" w:eastAsia="Arial" w:hAnsi="Arial"/>
+                <w:b w:val="false"/>
+                <w:bCs w:val="false"/>
+                <w:sz w:val="20"/>
+                <w:szCs w:val="20"/>
+              </w:rPr>
+              <w:t xml:space="preserve">GA + NS + Resource Ranking + FBI</w:t>
+            </w:r>
+          </w:p>
+        </w:tc>
+        <w:tc>
+          <w:tcPr>
+            <w:tcW w:type="dxa" w:w="1100"/>
+            <w:tcBorders>
+              <w:top w:val="single" w:color="999999" w:sz="1"/>
+              <w:left w:val="single" w:color="999999" w:sz="1"/>
+              <w:bottom w:val="single" w:color="999999" w:sz="1"/>
+              <w:right w:val="single" w:color="999999" w:sz="1"/>
+            </w:tcBorders>
+            <w:tcMar>
+              <w:top w:type="dxa" w:w="60"/>
+              <w:left w:type="dxa" w:w="100"/>
+              <w:bottom w:type="dxa" w:w="60"/>
+              <w:right w:type="dxa" w:w="100"/>
+            </w:tcMar>
+          </w:tcPr>
+          <w:p>
+            <w:pPr>
+              <w:jc w:val="center"/>
+            </w:pPr>
+            <w:r>
+              <w:rPr>
+                <w:rFonts w:ascii="Arial" w:cs="Arial" w:eastAsia="Arial" w:hAnsi="Arial"/>
+                <w:b w:val="false"/>
+                <w:bCs w:val="false"/>
+                <w:sz w:val="20"/>
+                <w:szCs w:val="20"/>
+              </w:rPr>
+              <w:t xml:space="preserve">35.6s</w:t>
+            </w:r>
+          </w:p>
+        </w:tc>
+        <w:tc>
+          <w:tcPr>
+            <w:tcW w:type="dxa" w:w="2640"/>
+            <w:tcBorders>
+              <w:top w:val="single" w:color="999999" w:sz="1"/>
+              <w:left w:val="single" w:color="999999" w:sz="1"/>
+              <w:bottom w:val="single" w:color="999999" w:sz="1"/>
+              <w:right w:val="single" w:color="999999" w:sz="1"/>
+            </w:tcBorders>
+            <w:tcMar>
+              <w:top w:type="dxa" w:w="60"/>
+              <w:left w:type="dxa" w:w="100"/>
+              <w:bottom w:type="dxa" w:w="60"/>
+              <w:right w:type="dxa" w:w="100"/>
+            </w:tcMar>
+          </w:tcPr>
+          <w:p>
+            <w:pPr>
+              <w:jc w:val="center"/>
+            </w:pPr>
+            <w:r>
+              <w:rPr>
+                <w:rFonts w:ascii="Arial" w:cs="Arial" w:eastAsia="Arial" w:hAnsi="Arial"/>
+                <w:b w:val="false"/>
+                <w:bCs w:val="false"/>
+                <w:sz w:val="20"/>
+                <w:szCs w:val="20"/>
+              </w:rPr>
+              <w:t xml:space="preserve">Intel i7 11th Gen, Python 3.14, Windows</w:t>
+            </w:r>
+          </w:p>
+        </w:tc>
+        <w:tc>
+          <w:tcPr>
+            <w:tcW w:type="dxa" w:w="1300"/>
+            <w:tcBorders>
+              <w:top w:val="single" w:color="999999" w:sz="1"/>
+              <w:left w:val="single" w:color="999999" w:sz="1"/>
+              <w:bottom w:val="single" w:color="999999" w:sz="1"/>
+              <w:right w:val="single" w:color="999999" w:sz="1"/>
+            </w:tcBorders>
+            <w:tcMar>
+              <w:top w:type="dxa" w:w="60"/>
+              <w:left w:type="dxa" w:w="100"/>
+              <w:bottom w:type="dxa" w:w="60"/>
+              <w:right w:type="dxa" w:w="100"/>
+            </w:tcMar>
+          </w:tcPr>
+          <w:p>
+            <w:pPr>
+              <w:jc w:val="center"/>
+            </w:pPr>
+            <w:r>
+              <w:rPr>
+                <w:rFonts w:ascii="Arial" w:cs="Arial" w:eastAsia="Arial" w:hAnsi="Arial"/>
+                <w:b w:val="false"/>
+                <w:bCs w:val="false"/>
+                <w:sz w:val="20"/>
+                <w:szCs w:val="20"/>
+              </w:rPr>
+              <w:t xml:space="preserve">154</w:t>
+            </w:r>
+          </w:p>
+        </w:tc>
+      </w:tr>
+      <w:tr>
+        <w:tc>
+          <w:tcPr>
+            <w:tcW w:type="dxa" w:w="1300"/>
+            <w:tcBorders>
+              <w:top w:val="single" w:color="999999" w:sz="1"/>
+              <w:left w:val="single" w:color="999999" w:sz="1"/>
+              <w:bottom w:val="single" w:color="999999" w:sz="1"/>
+              <w:right w:val="single" w:color="999999" w:sz="1"/>
+            </w:tcBorders>
+            <w:tcMar>
+              <w:top w:type="dxa" w:w="60"/>
+              <w:left w:type="dxa" w:w="100"/>
+              <w:bottom w:type="dxa" w:w="60"/>
+              <w:right w:type="dxa" w:w="100"/>
+            </w:tcMar>
+          </w:tcPr>
+          <w:p>
+            <w:pPr>
+              <w:jc w:val="center"/>
+            </w:pPr>
+            <w:r>
+              <w:rPr>
+                <w:rFonts w:ascii="Arial" w:cs="Arial" w:eastAsia="Arial" w:hAnsi="Arial"/>
+                <w:b w:val="false"/>
+                <w:bCs w:val="false"/>
+                <w:sz w:val="20"/>
+                <w:szCs w:val="20"/>
+              </w:rPr>
+              <w:t xml:space="preserve">j6045_10</w:t>
+            </w:r>
+          </w:p>
+        </w:tc>
+        <w:tc>
+          <w:tcPr>
+            <w:tcW w:type="dxa" w:w="1000"/>
+            <w:tcBorders>
+              <w:top w:val="single" w:color="999999" w:sz="1"/>
+              <w:left w:val="single" w:color="999999" w:sz="1"/>
+              <w:bottom w:val="single" w:color="999999" w:sz="1"/>
+              <w:right w:val="single" w:color="999999" w:sz="1"/>
+            </w:tcBorders>
+            <w:tcMar>
+              <w:top w:type="dxa" w:w="60"/>
+              <w:left w:type="dxa" w:w="100"/>
+              <w:bottom w:type="dxa" w:w="60"/>
+              <w:right w:type="dxa" w:w="100"/>
+            </w:tcMar>
+          </w:tcPr>
+          <w:p>
+            <w:pPr>
+              <w:jc w:val="center"/>
+            </w:pPr>
+            <w:r>
+              <w:rPr>
+                <w:rFonts w:ascii="Arial" w:cs="Arial" w:eastAsia="Arial" w:hAnsi="Arial"/>
+                <w:b w:val="false"/>
+                <w:bCs w:val="false"/>
+                <w:sz w:val="20"/>
+                <w:szCs w:val="20"/>
+              </w:rPr>
+              <w:t xml:space="preserve">HEUR</w:t>
+            </w:r>
+          </w:p>
+        </w:tc>
+        <w:tc>
+          <w:tcPr>
+            <w:tcW w:type="dxa" w:w="900"/>
+            <w:tcBorders>
+              <w:top w:val="single" w:color="999999" w:sz="1"/>
+              <w:left w:val="single" w:color="999999" w:sz="1"/>
+              <w:bottom w:val="single" w:color="999999" w:sz="1"/>
+              <w:right w:val="single" w:color="999999" w:sz="1"/>
+            </w:tcBorders>
+            <w:tcMar>
+              <w:top w:type="dxa" w:w="60"/>
+              <w:left w:type="dxa" w:w="100"/>
+              <w:bottom w:type="dxa" w:w="60"/>
+              <w:right w:type="dxa" w:w="100"/>
+            </w:tcMar>
+          </w:tcPr>
+          <w:p>
+            <w:pPr>
+              <w:jc w:val="center"/>
+            </w:pPr>
+            <w:r>
+              <w:rPr>
+                <w:rFonts w:ascii="Arial" w:cs="Arial" w:eastAsia="Arial" w:hAnsi="Arial"/>
+                <w:b w:val="false"/>
+                <w:bCs w:val="false"/>
+                <w:sz w:val="20"/>
+                <w:szCs w:val="20"/>
+              </w:rPr>
+              <w:t xml:space="preserve">118 (V2)</w:t>
+            </w:r>
+          </w:p>
+        </w:tc>
+        <w:tc>
+          <w:tcPr>
+            <w:tcW w:type="dxa" w:w="1600"/>
+            <w:tcBorders>
+              <w:top w:val="single" w:color="999999" w:sz="1"/>
+              <w:left w:val="single" w:color="999999" w:sz="1"/>
+              <w:bottom w:val="single" w:color="999999" w:sz="1"/>
+              <w:right w:val="single" w:color="999999" w:sz="1"/>
+            </w:tcBorders>
+            <w:tcMar>
+              <w:top w:type="dxa" w:w="60"/>
+              <w:left w:type="dxa" w:w="100"/>
+              <w:bottom w:type="dxa" w:w="60"/>
+              <w:right w:type="dxa" w:w="100"/>
+            </w:tcMar>
+          </w:tcPr>
+          <w:p>
+            <w:pPr>
+              <w:jc w:val="center"/>
+            </w:pPr>
+            <w:r>
+              <w:rPr>
+                <w:rFonts w:ascii="Arial" w:cs="Arial" w:eastAsia="Arial" w:hAnsi="Arial"/>
+                <w:b w:val="false"/>
+                <w:bCs w:val="false"/>
+                <w:sz w:val="20"/>
+                <w:szCs w:val="20"/>
+              </w:rPr>
+              <w:t xml:space="preserve">GA + NS + Resource Ranking + FBI</w:t>
+            </w:r>
+          </w:p>
+        </w:tc>
+        <w:tc>
+          <w:tcPr>
+            <w:tcW w:type="dxa" w:w="1100"/>
+            <w:tcBorders>
+              <w:top w:val="single" w:color="999999" w:sz="1"/>
+              <w:left w:val="single" w:color="999999" w:sz="1"/>
+              <w:bottom w:val="single" w:color="999999" w:sz="1"/>
+              <w:right w:val="single" w:color="999999" w:sz="1"/>
+            </w:tcBorders>
+            <w:tcMar>
+              <w:top w:type="dxa" w:w="60"/>
+              <w:left w:type="dxa" w:w="100"/>
+              <w:bottom w:type="dxa" w:w="60"/>
+              <w:right w:type="dxa" w:w="100"/>
+            </w:tcMar>
+          </w:tcPr>
+          <w:p>
+            <w:pPr>
+              <w:jc w:val="center"/>
+            </w:pPr>
+            <w:r>
+              <w:rPr>
+                <w:rFonts w:ascii="Arial" w:cs="Arial" w:eastAsia="Arial" w:hAnsi="Arial"/>
+                <w:b w:val="false"/>
+                <w:bCs w:val="false"/>
+                <w:sz w:val="20"/>
+                <w:szCs w:val="20"/>
+              </w:rPr>
+              <w:t xml:space="preserve">25.0s</w:t>
+            </w:r>
+          </w:p>
+        </w:tc>
+        <w:tc>
+          <w:tcPr>
+            <w:tcW w:type="dxa" w:w="2640"/>
+            <w:tcBorders>
+              <w:top w:val="single" w:color="999999" w:sz="1"/>
+              <w:left w:val="single" w:color="999999" w:sz="1"/>
+              <w:bottom w:val="single" w:color="999999" w:sz="1"/>
+              <w:right w:val="single" w:color="999999" w:sz="1"/>
+            </w:tcBorders>
+            <w:tcMar>
+              <w:top w:type="dxa" w:w="60"/>
+              <w:left w:type="dxa" w:w="100"/>
+              <w:bottom w:type="dxa" w:w="60"/>
+              <w:right w:type="dxa" w:w="100"/>
+            </w:tcMar>
+          </w:tcPr>
+          <w:p>
+            <w:pPr>
+              <w:jc w:val="center"/>
+            </w:pPr>
+            <w:r>
+              <w:rPr>
+                <w:rFonts w:ascii="Arial" w:cs="Arial" w:eastAsia="Arial" w:hAnsi="Arial"/>
+                <w:b w:val="false"/>
+                <w:bCs w:val="false"/>
+                <w:sz w:val="20"/>
+                <w:szCs w:val="20"/>
+              </w:rPr>
+              <w:t xml:space="preserve">Intel i7 11th Gen, Python 3.14, Windows</w:t>
+            </w:r>
+          </w:p>
+        </w:tc>
+        <w:tc>
+          <w:tcPr>
+            <w:tcW w:type="dxa" w:w="1300"/>
+            <w:tcBorders>
+              <w:top w:val="single" w:color="999999" w:sz="1"/>
+              <w:left w:val="single" w:color="999999" w:sz="1"/>
+              <w:bottom w:val="single" w:color="999999" w:sz="1"/>
+              <w:right w:val="single" w:color="999999" w:sz="1"/>
+            </w:tcBorders>
+            <w:tcMar>
+              <w:top w:type="dxa" w:w="60"/>
+              <w:left w:type="dxa" w:w="100"/>
+              <w:bottom w:type="dxa" w:w="60"/>
+              <w:right w:type="dxa" w:w="100"/>
+            </w:tcMar>
+          </w:tcPr>
+          <w:p>
+            <w:pPr>
+              <w:jc w:val="center"/>
+            </w:pPr>
+            <w:r>
+              <w:rPr>
+                <w:rFonts w:ascii="Arial" w:cs="Arial" w:eastAsia="Arial" w:hAnsi="Arial"/>
+                <w:b w:val="false"/>
+                <w:bCs w:val="false"/>
+                <w:sz w:val="20"/>
+                <w:szCs w:val="20"/>
+              </w:rPr>
+              <w:t xml:space="preserve">114</w:t>
+            </w:r>
+          </w:p>
+        </w:tc>
+      </w:tr>
+      <w:tr>
+        <w:tc>
+          <w:tcPr>
+            <w:tcW w:type="dxa" w:w="1300"/>
+            <w:tcBorders>
+              <w:top w:val="single" w:color="999999" w:sz="1"/>
+              <w:left w:val="single" w:color="999999" w:sz="1"/>
+              <w:bottom w:val="single" w:color="999999" w:sz="1"/>
+              <w:right w:val="single" w:color="999999" w:sz="1"/>
+            </w:tcBorders>
+            <w:tcMar>
+              <w:top w:type="dxa" w:w="60"/>
+              <w:left w:type="dxa" w:w="100"/>
+              <w:bottom w:type="dxa" w:w="60"/>
+              <w:right w:type="dxa" w:w="100"/>
+            </w:tcMar>
+          </w:tcPr>
+          <w:p>
+            <w:pPr>
+              <w:jc w:val="center"/>
+            </w:pPr>
+            <w:r>
+              <w:rPr>
+                <w:rFonts w:ascii="Arial" w:cs="Arial" w:eastAsia="Arial" w:hAnsi="Arial"/>
+                <w:b w:val="false"/>
+                <w:bCs w:val="false"/>
+                <w:sz w:val="20"/>
+                <w:szCs w:val="20"/>
+              </w:rPr>
+              <w:t xml:space="preserve">j6013_10</w:t>
+            </w:r>
+          </w:p>
+        </w:tc>
+        <w:tc>
+          <w:tcPr>
+            <w:tcW w:type="dxa" w:w="1000"/>
+            <w:tcBorders>
+              <w:top w:val="single" w:color="999999" w:sz="1"/>
+              <w:left w:val="single" w:color="999999" w:sz="1"/>
+              <w:bottom w:val="single" w:color="999999" w:sz="1"/>
+              <w:right w:val="single" w:color="999999" w:sz="1"/>
+            </w:tcBorders>
+            <w:tcMar>
+              <w:top w:type="dxa" w:w="60"/>
+              <w:left w:type="dxa" w:w="100"/>
+              <w:bottom w:type="dxa" w:w="60"/>
+              <w:right w:type="dxa" w:w="100"/>
+            </w:tcMar>
+          </w:tcPr>
+          <w:p>
+            <w:pPr>
+              <w:jc w:val="center"/>
+            </w:pPr>
+            <w:r>
+              <w:rPr>
+                <w:rFonts w:ascii="Arial" w:cs="Arial" w:eastAsia="Arial" w:hAnsi="Arial"/>
+                <w:b w:val="false"/>
+                <w:bCs w:val="false"/>
+                <w:sz w:val="20"/>
+                <w:szCs w:val="20"/>
+              </w:rPr>
+              <w:t xml:space="preserve">HEUR</w:t>
+            </w:r>
+          </w:p>
+        </w:tc>
+        <w:tc>
+          <w:tcPr>
+            <w:tcW w:type="dxa" w:w="900"/>
+            <w:tcBorders>
+              <w:top w:val="single" w:color="999999" w:sz="1"/>
+              <w:left w:val="single" w:color="999999" w:sz="1"/>
+              <w:bottom w:val="single" w:color="999999" w:sz="1"/>
+              <w:right w:val="single" w:color="999999" w:sz="1"/>
+            </w:tcBorders>
+            <w:tcMar>
+              <w:top w:type="dxa" w:w="60"/>
+              <w:left w:type="dxa" w:w="100"/>
+              <w:bottom w:type="dxa" w:w="60"/>
+              <w:right w:type="dxa" w:w="100"/>
+            </w:tcMar>
+          </w:tcPr>
+          <w:p>
+            <w:pPr>
+              <w:jc w:val="center"/>
+            </w:pPr>
+            <w:r>
+              <w:rPr>
+                <w:rFonts w:ascii="Arial" w:cs="Arial" w:eastAsia="Arial" w:hAnsi="Arial"/>
+                <w:b w:val="false"/>
+                <w:bCs w:val="false"/>
+                <w:sz w:val="20"/>
+                <w:szCs w:val="20"/>
+              </w:rPr>
+              <w:t xml:space="preserve">121 (V2)</w:t>
+            </w:r>
+          </w:p>
+        </w:tc>
+        <w:tc>
+          <w:tcPr>
+            <w:tcW w:type="dxa" w:w="1600"/>
+            <w:tcBorders>
+              <w:top w:val="single" w:color="999999" w:sz="1"/>
+              <w:left w:val="single" w:color="999999" w:sz="1"/>
+              <w:bottom w:val="single" w:color="999999" w:sz="1"/>
+              <w:right w:val="single" w:color="999999" w:sz="1"/>
+            </w:tcBorders>
+            <w:tcMar>
+              <w:top w:type="dxa" w:w="60"/>
+              <w:left w:type="dxa" w:w="100"/>
+              <w:bottom w:type="dxa" w:w="60"/>
+              <w:right w:type="dxa" w:w="100"/>
+            </w:tcMar>
+          </w:tcPr>
+          <w:p>
+            <w:pPr>
+              <w:jc w:val="center"/>
+            </w:pPr>
+            <w:r>
+              <w:rPr>
+                <w:rFonts w:ascii="Arial" w:cs="Arial" w:eastAsia="Arial" w:hAnsi="Arial"/>
+                <w:b w:val="false"/>
+                <w:bCs w:val="false"/>
+                <w:sz w:val="20"/>
+                <w:szCs w:val="20"/>
+              </w:rPr>
+              <w:t xml:space="preserve">GA + NS + Resource Ranking + FBI</w:t>
+            </w:r>
+          </w:p>
+        </w:tc>
+        <w:tc>
+          <w:tcPr>
+            <w:tcW w:type="dxa" w:w="1100"/>
+            <w:tcBorders>
+              <w:top w:val="single" w:color="999999" w:sz="1"/>
+              <w:left w:val="single" w:color="999999" w:sz="1"/>
+              <w:bottom w:val="single" w:color="999999" w:sz="1"/>
+              <w:right w:val="single" w:color="999999" w:sz="1"/>
+            </w:tcBorders>
+            <w:tcMar>
+              <w:top w:type="dxa" w:w="60"/>
+              <w:left w:type="dxa" w:w="100"/>
+              <w:bottom w:type="dxa" w:w="60"/>
+              <w:right w:type="dxa" w:w="100"/>
+            </w:tcMar>
+          </w:tcPr>
+          <w:p>
+            <w:pPr>
+              <w:jc w:val="center"/>
+            </w:pPr>
+            <w:r>
+              <w:rPr>
+                <w:rFonts w:ascii="Arial" w:cs="Arial" w:eastAsia="Arial" w:hAnsi="Arial"/>
+                <w:b w:val="false"/>
+                <w:bCs w:val="false"/>
+                <w:sz w:val="20"/>
+                <w:szCs w:val="20"/>
+              </w:rPr>
+              <w:t xml:space="preserve">28.4s</w:t>
+            </w:r>
+          </w:p>
+        </w:tc>
+        <w:tc>
+          <w:tcPr>
+            <w:tcW w:type="dxa" w:w="2640"/>
+            <w:tcBorders>
+              <w:top w:val="single" w:color="999999" w:sz="1"/>
+              <w:left w:val="single" w:color="999999" w:sz="1"/>
+              <w:bottom w:val="single" w:color="999999" w:sz="1"/>
+              <w:right w:val="single" w:color="999999" w:sz="1"/>
+            </w:tcBorders>
+            <w:tcMar>
+              <w:top w:type="dxa" w:w="60"/>
+              <w:left w:type="dxa" w:w="100"/>
+              <w:bottom w:type="dxa" w:w="60"/>
+              <w:right w:type="dxa" w:w="100"/>
+            </w:tcMar>
+          </w:tcPr>
+          <w:p>
+            <w:pPr>
+              <w:jc w:val="center"/>
+            </w:pPr>
+            <w:r>
+              <w:rPr>
+                <w:rFonts w:ascii="Arial" w:cs="Arial" w:eastAsia="Arial" w:hAnsi="Arial"/>
+                <w:b w:val="false"/>
+                <w:bCs w:val="false"/>
+                <w:sz w:val="20"/>
+                <w:szCs w:val="20"/>
+              </w:rPr>
+              <w:t xml:space="preserve">Intel i7 11th Gen, Python 3.14, Windows</w:t>
+            </w:r>
+          </w:p>
+        </w:tc>
+        <w:tc>
+          <w:tcPr>
+            <w:tcW w:type="dxa" w:w="1300"/>
+            <w:tcBorders>
+              <w:top w:val="single" w:color="999999" w:sz="1"/>
+              <w:left w:val="single" w:color="999999" w:sz="1"/>
+              <w:bottom w:val="single" w:color="999999" w:sz="1"/>
+              <w:right w:val="single" w:color="999999" w:sz="1"/>
+            </w:tcBorders>
+            <w:tcMar>
+              <w:top w:type="dxa" w:w="60"/>
+              <w:left w:type="dxa" w:w="100"/>
+              <w:bottom w:type="dxa" w:w="60"/>
+              <w:right w:type="dxa" w:w="100"/>
+            </w:tcMar>
+          </w:tcPr>
+          <w:p>
+            <w:pPr>
+              <w:jc w:val="center"/>
+            </w:pPr>
+            <w:r>
+              <w:rPr>
+                <w:rFonts w:ascii="Arial" w:cs="Arial" w:eastAsia="Arial" w:hAnsi="Arial"/>
+                <w:b w:val="false"/>
+                <w:bCs w:val="false"/>
+                <w:sz w:val="20"/>
+                <w:szCs w:val="20"/>
+              </w:rPr>
+              <w:t xml:space="preserve">117</w:t>
+            </w:r>
+          </w:p>
+        </w:tc>
+      </w:tr>
+      <w:tr>
+        <w:tc>
+          <w:tcPr>
+            <w:tcW w:type="dxa" w:w="1300"/>
+            <w:tcBorders>
+              <w:top w:val="single" w:color="999999" w:sz="1"/>
+              <w:left w:val="single" w:color="999999" w:sz="1"/>
+              <w:bottom w:val="single" w:color="999999" w:sz="1"/>
+              <w:right w:val="single" w:color="999999" w:sz="1"/>
+            </w:tcBorders>
+            <w:tcMar>
+              <w:top w:type="dxa" w:w="60"/>
+              <w:left w:type="dxa" w:w="100"/>
+              <w:bottom w:type="dxa" w:w="60"/>
+              <w:right w:type="dxa" w:w="100"/>
+            </w:tcMar>
+          </w:tcPr>
+          <w:p>
+            <w:pPr>
+              <w:jc w:val="center"/>
+            </w:pPr>
+            <w:r>
+              <w:rPr>
+                <w:rFonts w:ascii="Arial" w:cs="Arial" w:eastAsia="Arial" w:hAnsi="Arial"/>
+                <w:b w:val="false"/>
+                <w:bCs w:val="false"/>
+                <w:sz w:val="20"/>
+                <w:szCs w:val="20"/>
+              </w:rPr>
+              <w:t xml:space="preserve">j6045_2</w:t>
+            </w:r>
+          </w:p>
+        </w:tc>
+        <w:tc>
+          <w:tcPr>
+            <w:tcW w:type="dxa" w:w="1000"/>
+            <w:tcBorders>
+              <w:top w:val="single" w:color="999999" w:sz="1"/>
+              <w:left w:val="single" w:color="999999" w:sz="1"/>
+              <w:bottom w:val="single" w:color="999999" w:sz="1"/>
+              <w:right w:val="single" w:color="999999" w:sz="1"/>
+            </w:tcBorders>
+            <w:tcMar>
+              <w:top w:type="dxa" w:w="60"/>
+              <w:left w:type="dxa" w:w="100"/>
+              <w:bottom w:type="dxa" w:w="60"/>
+              <w:right w:type="dxa" w:w="100"/>
+            </w:tcMar>
+          </w:tcPr>
+          <w:p>
+            <w:pPr>
+              <w:jc w:val="center"/>
+            </w:pPr>
+            <w:r>
+              <w:rPr>
+                <w:rFonts w:ascii="Arial" w:cs="Arial" w:eastAsia="Arial" w:hAnsi="Arial"/>
+                <w:b w:val="false"/>
+                <w:bCs w:val="false"/>
+                <w:sz w:val="20"/>
+                <w:szCs w:val="20"/>
+              </w:rPr>
+              <w:t xml:space="preserve">HEUR</w:t>
+            </w:r>
+          </w:p>
+        </w:tc>
+        <w:tc>
+          <w:tcPr>
+            <w:tcW w:type="dxa" w:w="900"/>
+            <w:tcBorders>
+              <w:top w:val="single" w:color="999999" w:sz="1"/>
+              <w:left w:val="single" w:color="999999" w:sz="1"/>
+              <w:bottom w:val="single" w:color="999999" w:sz="1"/>
+              <w:right w:val="single" w:color="999999" w:sz="1"/>
+            </w:tcBorders>
+            <w:tcMar>
+              <w:top w:type="dxa" w:w="60"/>
+              <w:left w:type="dxa" w:w="100"/>
+              <w:bottom w:type="dxa" w:w="60"/>
+              <w:right w:type="dxa" w:w="100"/>
+            </w:tcMar>
+          </w:tcPr>
+          <w:p>
+            <w:pPr>
+              <w:jc w:val="center"/>
+            </w:pPr>
+            <w:r>
+              <w:rPr>
+                <w:rFonts w:ascii="Arial" w:cs="Arial" w:eastAsia="Arial" w:hAnsi="Arial"/>
+                <w:b w:val="false"/>
+                <w:bCs w:val="false"/>
+                <w:sz w:val="20"/>
+                <w:szCs w:val="20"/>
+              </w:rPr>
+              <w:t xml:space="preserve">147 (V2)</w:t>
+            </w:r>
+          </w:p>
+        </w:tc>
+        <w:tc>
+          <w:tcPr>
+            <w:tcW w:type="dxa" w:w="1600"/>
+            <w:tcBorders>
+              <w:top w:val="single" w:color="999999" w:sz="1"/>
+              <w:left w:val="single" w:color="999999" w:sz="1"/>
+              <w:bottom w:val="single" w:color="999999" w:sz="1"/>
+              <w:right w:val="single" w:color="999999" w:sz="1"/>
+            </w:tcBorders>
+            <w:tcMar>
+              <w:top w:type="dxa" w:w="60"/>
+              <w:left w:type="dxa" w:w="100"/>
+              <w:bottom w:type="dxa" w:w="60"/>
+              <w:right w:type="dxa" w:w="100"/>
+            </w:tcMar>
+          </w:tcPr>
+          <w:p>
+            <w:pPr>
+              <w:jc w:val="center"/>
+            </w:pPr>
+            <w:r>
+              <w:rPr>
+                <w:rFonts w:ascii="Arial" w:cs="Arial" w:eastAsia="Arial" w:hAnsi="Arial"/>
+                <w:b w:val="false"/>
+                <w:bCs w:val="false"/>
+                <w:sz w:val="20"/>
+                <w:szCs w:val="20"/>
+              </w:rPr>
+              <w:t xml:space="preserve">GA + NS + Resource Ranking + FBI</w:t>
+            </w:r>
+          </w:p>
+        </w:tc>
+        <w:tc>
+          <w:tcPr>
+            <w:tcW w:type="dxa" w:w="1100"/>
+            <w:tcBorders>
+              <w:top w:val="single" w:color="999999" w:sz="1"/>
+              <w:left w:val="single" w:color="999999" w:sz="1"/>
+              <w:bottom w:val="single" w:color="999999" w:sz="1"/>
+              <w:right w:val="single" w:color="999999" w:sz="1"/>
+            </w:tcBorders>
+            <w:tcMar>
+              <w:top w:type="dxa" w:w="60"/>
+              <w:left w:type="dxa" w:w="100"/>
+              <w:bottom w:type="dxa" w:w="60"/>
+              <w:right w:type="dxa" w:w="100"/>
+            </w:tcMar>
+          </w:tcPr>
+          <w:p>
+            <w:pPr>
+              <w:jc w:val="center"/>
+            </w:pPr>
+            <w:r>
+              <w:rPr>
+                <w:rFonts w:ascii="Arial" w:cs="Arial" w:eastAsia="Arial" w:hAnsi="Arial"/>
+                <w:b w:val="false"/>
+                <w:bCs w:val="false"/>
+                <w:sz w:val="20"/>
+                <w:szCs w:val="20"/>
+              </w:rPr>
+              <w:t xml:space="preserve">31.2s</w:t>
+            </w:r>
+          </w:p>
+        </w:tc>
+        <w:tc>
+          <w:tcPr>
+            <w:tcW w:type="dxa" w:w="2640"/>
+            <w:tcBorders>
+              <w:top w:val="single" w:color="999999" w:sz="1"/>
+              <w:left w:val="single" w:color="999999" w:sz="1"/>
+              <w:bottom w:val="single" w:color="999999" w:sz="1"/>
+              <w:right w:val="single" w:color="999999" w:sz="1"/>
+            </w:tcBorders>
+            <w:tcMar>
+              <w:top w:type="dxa" w:w="60"/>
+              <w:left w:type="dxa" w:w="100"/>
+              <w:bottom w:type="dxa" w:w="60"/>
+              <w:right w:type="dxa" w:w="100"/>
+            </w:tcMar>
+          </w:tcPr>
+          <w:p>
+            <w:pPr>
+              <w:jc w:val="center"/>
+            </w:pPr>
+            <w:r>
+              <w:rPr>
+                <w:rFonts w:ascii="Arial" w:cs="Arial" w:eastAsia="Arial" w:hAnsi="Arial"/>
+                <w:b w:val="false"/>
+                <w:bCs w:val="false"/>
+                <w:sz w:val="20"/>
+                <w:szCs w:val="20"/>
+              </w:rPr>
+              <w:t xml:space="preserve">Intel i7 11th Gen, Python 3.14, Windows</w:t>
+            </w:r>
+          </w:p>
+        </w:tc>
+        <w:tc>
+          <w:tcPr>
+            <w:tcW w:type="dxa" w:w="1300"/>
+            <w:tcBorders>
+              <w:top w:val="single" w:color="999999" w:sz="1"/>
+              <w:left w:val="single" w:color="999999" w:sz="1"/>
+              <w:bottom w:val="single" w:color="999999" w:sz="1"/>
+              <w:right w:val="single" w:color="999999" w:sz="1"/>
+            </w:tcBorders>
+            <w:tcMar>
+              <w:top w:type="dxa" w:w="60"/>
+              <w:left w:type="dxa" w:w="100"/>
+              <w:bottom w:type="dxa" w:w="60"/>
+              <w:right w:type="dxa" w:w="100"/>
+            </w:tcMar>
+          </w:tcPr>
+          <w:p>
+            <w:pPr>
+              <w:jc w:val="center"/>
+            </w:pPr>
+            <w:r>
+              <w:rPr>
+                <w:rFonts w:ascii="Arial" w:cs="Arial" w:eastAsia="Arial" w:hAnsi="Arial"/>
+                <w:b w:val="false"/>
+                <w:bCs w:val="false"/>
+                <w:sz w:val="20"/>
+                <w:szCs w:val="20"/>
+              </w:rPr>
+              <w:t xml:space="preserve">144</w:t>
+            </w:r>
+          </w:p>
+        </w:tc>
+      </w:tr>
+      <w:tr>
+        <w:tc>
+          <w:tcPr>
+            <w:tcW w:type="dxa" w:w="1300"/>
+            <w:tcBorders>
+              <w:top w:val="single" w:color="999999" w:sz="1"/>
+              <w:left w:val="single" w:color="999999" w:sz="1"/>
+              <w:bottom w:val="single" w:color="999999" w:sz="1"/>
+              <w:right w:val="single" w:color="999999" w:sz="1"/>
+            </w:tcBorders>
+            <w:tcMar>
+              <w:top w:type="dxa" w:w="60"/>
+              <w:left w:type="dxa" w:w="100"/>
+              <w:bottom w:type="dxa" w:w="60"/>
+              <w:right w:type="dxa" w:w="100"/>
+            </w:tcMar>
+          </w:tcPr>
+          <w:p>
+            <w:pPr>
+              <w:jc w:val="center"/>
+            </w:pPr>
+            <w:r>
+              <w:rPr>
+                <w:rFonts w:ascii="Arial" w:cs="Arial" w:eastAsia="Arial" w:hAnsi="Arial"/>
+                <w:b w:val="false"/>
+                <w:bCs w:val="false"/>
+                <w:sz w:val="20"/>
+                <w:szCs w:val="20"/>
+              </w:rPr>
+              <w:t xml:space="preserve">j6013_5</w:t>
+            </w:r>
+          </w:p>
+        </w:tc>
+        <w:tc>
+          <w:tcPr>
+            <w:tcW w:type="dxa" w:w="1000"/>
+            <w:tcBorders>
+              <w:top w:val="single" w:color="999999" w:sz="1"/>
+              <w:left w:val="single" w:color="999999" w:sz="1"/>
+              <w:bottom w:val="single" w:color="999999" w:sz="1"/>
+              <w:right w:val="single" w:color="999999" w:sz="1"/>
+            </w:tcBorders>
+            <w:tcMar>
+              <w:top w:type="dxa" w:w="60"/>
+              <w:left w:type="dxa" w:w="100"/>
+              <w:bottom w:type="dxa" w:w="60"/>
+              <w:right w:type="dxa" w:w="100"/>
+            </w:tcMar>
+          </w:tcPr>
+          <w:p>
+            <w:pPr>
+              <w:jc w:val="center"/>
+            </w:pPr>
+            <w:r>
+              <w:rPr>
+                <w:rFonts w:ascii="Arial" w:cs="Arial" w:eastAsia="Arial" w:hAnsi="Arial"/>
+                <w:b w:val="false"/>
+                <w:bCs w:val="false"/>
+                <w:sz w:val="20"/>
+                <w:szCs w:val="20"/>
+              </w:rPr>
+              <w:t xml:space="preserve">HEUR</w:t>
+            </w:r>
+          </w:p>
+        </w:tc>
+        <w:tc>
+          <w:tcPr>
+            <w:tcW w:type="dxa" w:w="900"/>
+            <w:tcBorders>
+              <w:top w:val="single" w:color="999999" w:sz="1"/>
+              <w:left w:val="single" w:color="999999" w:sz="1"/>
+              <w:bottom w:val="single" w:color="999999" w:sz="1"/>
+              <w:right w:val="single" w:color="999999" w:sz="1"/>
+            </w:tcBorders>
+            <w:tcMar>
+              <w:top w:type="dxa" w:w="60"/>
+              <w:left w:type="dxa" w:w="100"/>
+              <w:bottom w:type="dxa" w:w="60"/>
+              <w:right w:type="dxa" w:w="100"/>
+            </w:tcMar>
+          </w:tcPr>
+          <w:p>
+            <w:pPr>
+              <w:jc w:val="center"/>
+            </w:pPr>
+            <w:r>
+              <w:rPr>
+                <w:rFonts w:ascii="Arial" w:cs="Arial" w:eastAsia="Arial" w:hAnsi="Arial"/>
+                <w:b w:val="false"/>
+                <w:bCs w:val="false"/>
+                <w:sz w:val="20"/>
+                <w:szCs w:val="20"/>
+              </w:rPr>
+              <w:t xml:space="preserve">102 (V2)</w:t>
+            </w:r>
+          </w:p>
+        </w:tc>
+        <w:tc>
+          <w:tcPr>
+            <w:tcW w:type="dxa" w:w="1600"/>
+            <w:tcBorders>
+              <w:top w:val="single" w:color="999999" w:sz="1"/>
+              <w:left w:val="single" w:color="999999" w:sz="1"/>
+              <w:bottom w:val="single" w:color="999999" w:sz="1"/>
+              <w:right w:val="single" w:color="999999" w:sz="1"/>
+            </w:tcBorders>
+            <w:tcMar>
+              <w:top w:type="dxa" w:w="60"/>
+              <w:left w:type="dxa" w:w="100"/>
+              <w:bottom w:type="dxa" w:w="60"/>
+              <w:right w:type="dxa" w:w="100"/>
+            </w:tcMar>
+          </w:tcPr>
+          <w:p>
+            <w:pPr>
+              <w:jc w:val="center"/>
+            </w:pPr>
+            <w:r>
+              <w:rPr>
+                <w:rFonts w:ascii="Arial" w:cs="Arial" w:eastAsia="Arial" w:hAnsi="Arial"/>
+                <w:b w:val="false"/>
+                <w:bCs w:val="false"/>
+                <w:sz w:val="20"/>
+                <w:szCs w:val="20"/>
+              </w:rPr>
+              <w:t xml:space="preserve">GA + NS + Resource Ranking + FBI</w:t>
+            </w:r>
+          </w:p>
+        </w:tc>
+        <w:tc>
+          <w:tcPr>
+            <w:tcW w:type="dxa" w:w="1100"/>
+            <w:tcBorders>
+              <w:top w:val="single" w:color="999999" w:sz="1"/>
+              <w:left w:val="single" w:color="999999" w:sz="1"/>
+              <w:bottom w:val="single" w:color="999999" w:sz="1"/>
+              <w:right w:val="single" w:color="999999" w:sz="1"/>
+            </w:tcBorders>
+            <w:tcMar>
+              <w:top w:type="dxa" w:w="60"/>
+              <w:left w:type="dxa" w:w="100"/>
+              <w:bottom w:type="dxa" w:w="60"/>
+              <w:right w:type="dxa" w:w="100"/>
+            </w:tcMar>
+          </w:tcPr>
+          <w:p>
+            <w:pPr>
+              <w:jc w:val="center"/>
+            </w:pPr>
+            <w:r>
+              <w:rPr>
+                <w:rFonts w:ascii="Arial" w:cs="Arial" w:eastAsia="Arial" w:hAnsi="Arial"/>
+                <w:b w:val="false"/>
+                <w:bCs w:val="false"/>
+                <w:sz w:val="20"/>
+                <w:szCs w:val="20"/>
+              </w:rPr>
+              <w:t xml:space="preserve">26.5s</w:t>
+            </w:r>
+          </w:p>
+        </w:tc>
+        <w:tc>
+          <w:tcPr>
+            <w:tcW w:type="dxa" w:w="2640"/>
+            <w:tcBorders>
+              <w:top w:val="single" w:color="999999" w:sz="1"/>
+              <w:left w:val="single" w:color="999999" w:sz="1"/>
+              <w:bottom w:val="single" w:color="999999" w:sz="1"/>
+              <w:right w:val="single" w:color="999999" w:sz="1"/>
+            </w:tcBorders>
+            <w:tcMar>
+              <w:top w:type="dxa" w:w="60"/>
+              <w:left w:type="dxa" w:w="100"/>
+              <w:bottom w:type="dxa" w:w="60"/>
+              <w:right w:type="dxa" w:w="100"/>
+            </w:tcMar>
+          </w:tcPr>
+          <w:p>
+            <w:pPr>
+              <w:jc w:val="center"/>
+            </w:pPr>
+            <w:r>
+              <w:rPr>
+                <w:rFonts w:ascii="Arial" w:cs="Arial" w:eastAsia="Arial" w:hAnsi="Arial"/>
+                <w:b w:val="false"/>
+                <w:bCs w:val="false"/>
+                <w:sz w:val="20"/>
+                <w:szCs w:val="20"/>
+              </w:rPr>
+              <w:t xml:space="preserve">Intel i7 11th Gen, Python 3.14, Windows</w:t>
+            </w:r>
+          </w:p>
+        </w:tc>
+        <w:tc>
+          <w:tcPr>
+            <w:tcW w:type="dxa" w:w="1300"/>
+            <w:tcBorders>
+              <w:top w:val="single" w:color="999999" w:sz="1"/>
+              <w:left w:val="single" w:color="999999" w:sz="1"/>
+              <w:bottom w:val="single" w:color="999999" w:sz="1"/>
+              <w:right w:val="single" w:color="999999" w:sz="1"/>
+            </w:tcBorders>
+            <w:tcMar>
+              <w:top w:type="dxa" w:w="60"/>
+              <w:left w:type="dxa" w:w="100"/>
+              <w:bottom w:type="dxa" w:w="60"/>
+              <w:right w:type="dxa" w:w="100"/>
+            </w:tcMar>
+          </w:tcPr>
+          <w:p>
+            <w:pPr>
+              <w:jc w:val="center"/>
+            </w:pPr>
+            <w:r>
+              <w:rPr>
+                <w:rFonts w:ascii="Arial" w:cs="Arial" w:eastAsia="Arial" w:hAnsi="Arial"/>
+                <w:b w:val="false"/>
+                <w:bCs w:val="false"/>
+                <w:sz w:val="20"/>
+                <w:szCs w:val="20"/>
+              </w:rPr>
+              <w:t xml:space="preserve">97</w:t>
+            </w:r>
+          </w:p>
+        </w:tc>
+      </w:tr>
+      <w:tr>
+        <w:tc>
+          <w:tcPr>
+            <w:tcW w:type="dxa" w:w="1300"/>
+            <w:tcBorders>
+              <w:top w:val="single" w:color="999999" w:sz="1"/>
+              <w:left w:val="single" w:color="999999" w:sz="1"/>
+              <w:bottom w:val="single" w:color="999999" w:sz="1"/>
+              <w:right w:val="single" w:color="999999" w:sz="1"/>
+            </w:tcBorders>
+            <w:tcMar>
+              <w:top w:type="dxa" w:w="60"/>
+              <w:left w:type="dxa" w:w="100"/>
+              <w:bottom w:type="dxa" w:w="60"/>
+              <w:right w:type="dxa" w:w="100"/>
+            </w:tcMar>
+          </w:tcPr>
+          <w:p>
+            <w:pPr>
+              <w:jc w:val="center"/>
+            </w:pPr>
+            <w:r>
+              <w:rPr>
+                <w:rFonts w:ascii="Arial" w:cs="Arial" w:eastAsia="Arial" w:hAnsi="Arial"/>
+                <w:b w:val="false"/>
+                <w:bCs w:val="false"/>
+                <w:sz w:val="20"/>
+                <w:szCs w:val="20"/>
+              </w:rPr>
+              <w:t xml:space="preserve">j6045_4</w:t>
+            </w:r>
+          </w:p>
+        </w:tc>
+        <w:tc>
+          <w:tcPr>
+            <w:tcW w:type="dxa" w:w="1000"/>
+            <w:tcBorders>
+              <w:top w:val="single" w:color="999999" w:sz="1"/>
+              <w:left w:val="single" w:color="999999" w:sz="1"/>
+              <w:bottom w:val="single" w:color="999999" w:sz="1"/>
+              <w:right w:val="single" w:color="999999" w:sz="1"/>
+            </w:tcBorders>
+            <w:tcMar>
+              <w:top w:type="dxa" w:w="60"/>
+              <w:left w:type="dxa" w:w="100"/>
+              <w:bottom w:type="dxa" w:w="60"/>
+              <w:right w:type="dxa" w:w="100"/>
+            </w:tcMar>
+          </w:tcPr>
+          <w:p>
+            <w:pPr>
+              <w:jc w:val="center"/>
+            </w:pPr>
+            <w:r>
+              <w:rPr>
+                <w:rFonts w:ascii="Arial" w:cs="Arial" w:eastAsia="Arial" w:hAnsi="Arial"/>
+                <w:b w:val="false"/>
+                <w:bCs w:val="false"/>
+                <w:sz w:val="20"/>
+                <w:szCs w:val="20"/>
+              </w:rPr>
+              <w:t xml:space="preserve">HEUR</w:t>
+            </w:r>
+          </w:p>
+        </w:tc>
+        <w:tc>
+          <w:tcPr>
+            <w:tcW w:type="dxa" w:w="900"/>
+            <w:tcBorders>
+              <w:top w:val="single" w:color="999999" w:sz="1"/>
+              <w:left w:val="single" w:color="999999" w:sz="1"/>
+              <w:bottom w:val="single" w:color="999999" w:sz="1"/>
+              <w:right w:val="single" w:color="999999" w:sz="1"/>
+            </w:tcBorders>
+            <w:tcMar>
+              <w:top w:type="dxa" w:w="60"/>
+              <w:left w:type="dxa" w:w="100"/>
+              <w:bottom w:type="dxa" w:w="60"/>
+              <w:right w:type="dxa" w:w="100"/>
+            </w:tcMar>
+          </w:tcPr>
+          <w:p>
+            <w:pPr>
+              <w:jc w:val="center"/>
+            </w:pPr>
+            <w:r>
+              <w:rPr>
+                <w:rFonts w:ascii="Arial" w:cs="Arial" w:eastAsia="Arial" w:hAnsi="Arial"/>
+                <w:b w:val="false"/>
+                <w:bCs w:val="false"/>
+                <w:sz w:val="20"/>
+                <w:szCs w:val="20"/>
+              </w:rPr>
+              <w:t xml:space="preserve">111 (V2)</w:t>
+            </w:r>
+          </w:p>
+        </w:tc>
+        <w:tc>
+          <w:tcPr>
+            <w:tcW w:type="dxa" w:w="1600"/>
+            <w:tcBorders>
+              <w:top w:val="single" w:color="999999" w:sz="1"/>
+              <w:left w:val="single" w:color="999999" w:sz="1"/>
+              <w:bottom w:val="single" w:color="999999" w:sz="1"/>
+              <w:right w:val="single" w:color="999999" w:sz="1"/>
+            </w:tcBorders>
+            <w:tcMar>
+              <w:top w:type="dxa" w:w="60"/>
+              <w:left w:type="dxa" w:w="100"/>
+              <w:bottom w:type="dxa" w:w="60"/>
+              <w:right w:type="dxa" w:w="100"/>
+            </w:tcMar>
+          </w:tcPr>
+          <w:p>
+            <w:pPr>
+              <w:jc w:val="center"/>
+            </w:pPr>
+            <w:r>
+              <w:rPr>
+                <w:rFonts w:ascii="Arial" w:cs="Arial" w:eastAsia="Arial" w:hAnsi="Arial"/>
+                <w:b w:val="false"/>
+                <w:bCs w:val="false"/>
+                <w:sz w:val="20"/>
+                <w:szCs w:val="20"/>
+              </w:rPr>
+              <w:t xml:space="preserve">GA + NS + Resource Ranking + FBI</w:t>
+            </w:r>
+          </w:p>
+        </w:tc>
+        <w:tc>
+          <w:tcPr>
+            <w:tcW w:type="dxa" w:w="1100"/>
+            <w:tcBorders>
+              <w:top w:val="single" w:color="999999" w:sz="1"/>
+              <w:left w:val="single" w:color="999999" w:sz="1"/>
+              <w:bottom w:val="single" w:color="999999" w:sz="1"/>
+              <w:right w:val="single" w:color="999999" w:sz="1"/>
+            </w:tcBorders>
+            <w:tcMar>
+              <w:top w:type="dxa" w:w="60"/>
+              <w:left w:type="dxa" w:w="100"/>
+              <w:bottom w:type="dxa" w:w="60"/>
+              <w:right w:type="dxa" w:w="100"/>
+            </w:tcMar>
+          </w:tcPr>
+          <w:p>
+            <w:pPr>
+              <w:jc w:val="center"/>
+            </w:pPr>
+            <w:r>
+              <w:rPr>
+                <w:rFonts w:ascii="Arial" w:cs="Arial" w:eastAsia="Arial" w:hAnsi="Arial"/>
+                <w:b w:val="false"/>
+                <w:bCs w:val="false"/>
+                <w:sz w:val="20"/>
+                <w:szCs w:val="20"/>
+              </w:rPr>
+              <w:t xml:space="preserve">20.2s</w:t>
+            </w:r>
+          </w:p>
+        </w:tc>
+        <w:tc>
+          <w:tcPr>
+            <w:tcW w:type="dxa" w:w="2640"/>
+            <w:tcBorders>
+              <w:top w:val="single" w:color="999999" w:sz="1"/>
+              <w:left w:val="single" w:color="999999" w:sz="1"/>
+              <w:bottom w:val="single" w:color="999999" w:sz="1"/>
+              <w:right w:val="single" w:color="999999" w:sz="1"/>
+            </w:tcBorders>
+            <w:tcMar>
+              <w:top w:type="dxa" w:w="60"/>
+              <w:left w:type="dxa" w:w="100"/>
+              <w:bottom w:type="dxa" w:w="60"/>
+              <w:right w:type="dxa" w:w="100"/>
+            </w:tcMar>
+          </w:tcPr>
+          <w:p>
+            <w:pPr>
+              <w:jc w:val="center"/>
+            </w:pPr>
+            <w:r>
+              <w:rPr>
+                <w:rFonts w:ascii="Arial" w:cs="Arial" w:eastAsia="Arial" w:hAnsi="Arial"/>
+                <w:b w:val="false"/>
+                <w:bCs w:val="false"/>
+                <w:sz w:val="20"/>
+                <w:szCs w:val="20"/>
+              </w:rPr>
+              <w:t xml:space="preserve">Intel i7 11th Gen, Python 3.14, Windows</w:t>
+            </w:r>
+          </w:p>
+        </w:tc>
+        <w:tc>
+          <w:tcPr>
+            <w:tcW w:type="dxa" w:w="1300"/>
+            <w:tcBorders>
+              <w:top w:val="single" w:color="999999" w:sz="1"/>
+              <w:left w:val="single" w:color="999999" w:sz="1"/>
+              <w:bottom w:val="single" w:color="999999" w:sz="1"/>
+              <w:right w:val="single" w:color="999999" w:sz="1"/>
+            </w:tcBorders>
+            <w:tcMar>
+              <w:top w:type="dxa" w:w="60"/>
+              <w:left w:type="dxa" w:w="100"/>
+              <w:bottom w:type="dxa" w:w="60"/>
+              <w:right w:type="dxa" w:w="100"/>
+            </w:tcMar>
+          </w:tcPr>
+          <w:p>
+            <w:pPr>
+              <w:jc w:val="center"/>
+            </w:pPr>
+            <w:r>
+              <w:rPr>
+                <w:rFonts w:ascii="Arial" w:cs="Arial" w:eastAsia="Arial" w:hAnsi="Arial"/>
+                <w:b w:val="false"/>
+                <w:bCs w:val="false"/>
+                <w:sz w:val="20"/>
+                <w:szCs w:val="20"/>
+              </w:rPr>
+              <w:t xml:space="preserve">108</w:t>
+            </w:r>
+          </w:p>
+        </w:tc>
+      </w:tr>
+      <w:tr>
+        <w:tc>
+          <w:tcPr>
+            <w:tcW w:type="dxa" w:w="1300"/>
+            <w:tcBorders>
+              <w:top w:val="single" w:color="999999" w:sz="1"/>
+              <w:left w:val="single" w:color="999999" w:sz="1"/>
+              <w:bottom w:val="single" w:color="999999" w:sz="1"/>
+              <w:right w:val="single" w:color="999999" w:sz="1"/>
+            </w:tcBorders>
+            <w:tcMar>
+              <w:top w:type="dxa" w:w="60"/>
+              <w:left w:type="dxa" w:w="100"/>
+              <w:bottom w:type="dxa" w:w="60"/>
+              <w:right w:type="dxa" w:w="100"/>
+            </w:tcMar>
+          </w:tcPr>
+          <w:p>
+            <w:pPr>
+              <w:jc w:val="center"/>
+            </w:pPr>
+            <w:r>
+              <w:rPr>
+                <w:rFonts w:ascii="Arial" w:cs="Arial" w:eastAsia="Arial" w:hAnsi="Arial"/>
+                <w:b w:val="false"/>
+                <w:bCs w:val="false"/>
+                <w:sz w:val="20"/>
+                <w:szCs w:val="20"/>
+              </w:rPr>
+              <w:t xml:space="preserve">j6045_6</w:t>
+            </w:r>
+          </w:p>
+        </w:tc>
+        <w:tc>
+          <w:tcPr>
+            <w:tcW w:type="dxa" w:w="1000"/>
+            <w:tcBorders>
+              <w:top w:val="single" w:color="999999" w:sz="1"/>
+              <w:left w:val="single" w:color="999999" w:sz="1"/>
+              <w:bottom w:val="single" w:color="999999" w:sz="1"/>
+              <w:right w:val="single" w:color="999999" w:sz="1"/>
+            </w:tcBorders>
+            <w:tcMar>
+              <w:top w:type="dxa" w:w="60"/>
+              <w:left w:type="dxa" w:w="100"/>
+              <w:bottom w:type="dxa" w:w="60"/>
+              <w:right w:type="dxa" w:w="100"/>
+            </w:tcMar>
+          </w:tcPr>
+          <w:p>
+            <w:pPr>
+              <w:jc w:val="center"/>
+            </w:pPr>
+            <w:r>
+              <w:rPr>
+                <w:rFonts w:ascii="Arial" w:cs="Arial" w:eastAsia="Arial" w:hAnsi="Arial"/>
+                <w:b w:val="false"/>
+                <w:bCs w:val="false"/>
+                <w:sz w:val="20"/>
+                <w:szCs w:val="20"/>
+              </w:rPr>
+              <w:t xml:space="preserve">HEUR</w:t>
+            </w:r>
+          </w:p>
+        </w:tc>
+        <w:tc>
+          <w:tcPr>
+            <w:tcW w:type="dxa" w:w="900"/>
+            <w:tcBorders>
+              <w:top w:val="single" w:color="999999" w:sz="1"/>
+              <w:left w:val="single" w:color="999999" w:sz="1"/>
+              <w:bottom w:val="single" w:color="999999" w:sz="1"/>
+              <w:right w:val="single" w:color="999999" w:sz="1"/>
+            </w:tcBorders>
+            <w:tcMar>
+              <w:top w:type="dxa" w:w="60"/>
+              <w:left w:type="dxa" w:w="100"/>
+              <w:bottom w:type="dxa" w:w="60"/>
+              <w:right w:type="dxa" w:w="100"/>
+            </w:tcMar>
+          </w:tcPr>
+          <w:p>
+            <w:pPr>
+              <w:jc w:val="center"/>
+            </w:pPr>
+            <w:r>
+              <w:rPr>
+                <w:rFonts w:ascii="Arial" w:cs="Arial" w:eastAsia="Arial" w:hAnsi="Arial"/>
+                <w:b w:val="false"/>
+                <w:bCs w:val="false"/>
+                <w:sz w:val="20"/>
+                <w:szCs w:val="20"/>
+              </w:rPr>
+              <w:t xml:space="preserve">149 (V2)</w:t>
+            </w:r>
+          </w:p>
+        </w:tc>
+        <w:tc>
+          <w:tcPr>
+            <w:tcW w:type="dxa" w:w="1600"/>
+            <w:tcBorders>
+              <w:top w:val="single" w:color="999999" w:sz="1"/>
+              <w:left w:val="single" w:color="999999" w:sz="1"/>
+              <w:bottom w:val="single" w:color="999999" w:sz="1"/>
+              <w:right w:val="single" w:color="999999" w:sz="1"/>
+            </w:tcBorders>
+            <w:tcMar>
+              <w:top w:type="dxa" w:w="60"/>
+              <w:left w:type="dxa" w:w="100"/>
+              <w:bottom w:type="dxa" w:w="60"/>
+              <w:right w:type="dxa" w:w="100"/>
+            </w:tcMar>
+          </w:tcPr>
+          <w:p>
+            <w:pPr>
+              <w:jc w:val="center"/>
+            </w:pPr>
+            <w:r>
+              <w:rPr>
+                <w:rFonts w:ascii="Arial" w:cs="Arial" w:eastAsia="Arial" w:hAnsi="Arial"/>
+                <w:b w:val="false"/>
+                <w:bCs w:val="false"/>
+                <w:sz w:val="20"/>
+                <w:szCs w:val="20"/>
+              </w:rPr>
+              <w:t xml:space="preserve">GA + NS + Resource Ranking + FBI</w:t>
+            </w:r>
+          </w:p>
+        </w:tc>
+        <w:tc>
+          <w:tcPr>
+            <w:tcW w:type="dxa" w:w="1100"/>
+            <w:tcBorders>
+              <w:top w:val="single" w:color="999999" w:sz="1"/>
+              <w:left w:val="single" w:color="999999" w:sz="1"/>
+              <w:bottom w:val="single" w:color="999999" w:sz="1"/>
+              <w:right w:val="single" w:color="999999" w:sz="1"/>
+            </w:tcBorders>
+            <w:tcMar>
+              <w:top w:type="dxa" w:w="60"/>
+              <w:left w:type="dxa" w:w="100"/>
+              <w:bottom w:type="dxa" w:w="60"/>
+              <w:right w:type="dxa" w:w="100"/>
+            </w:tcMar>
+          </w:tcPr>
+          <w:p>
+            <w:pPr>
+              <w:jc w:val="center"/>
+            </w:pPr>
+            <w:r>
+              <w:rPr>
+                <w:rFonts w:ascii="Arial" w:cs="Arial" w:eastAsia="Arial" w:hAnsi="Arial"/>
+                <w:b w:val="false"/>
+                <w:bCs w:val="false"/>
+                <w:sz w:val="20"/>
+                <w:szCs w:val="20"/>
+              </w:rPr>
+              <w:t xml:space="preserve">33.6s</w:t>
+            </w:r>
+          </w:p>
+        </w:tc>
+        <w:tc>
+          <w:tcPr>
+            <w:tcW w:type="dxa" w:w="2640"/>
+            <w:tcBorders>
+              <w:top w:val="single" w:color="999999" w:sz="1"/>
+              <w:left w:val="single" w:color="999999" w:sz="1"/>
+              <w:bottom w:val="single" w:color="999999" w:sz="1"/>
+              <w:right w:val="single" w:color="999999" w:sz="1"/>
+            </w:tcBorders>
+            <w:tcMar>
+              <w:top w:type="dxa" w:w="60"/>
+              <w:left w:type="dxa" w:w="100"/>
+              <w:bottom w:type="dxa" w:w="60"/>
+              <w:right w:type="dxa" w:w="100"/>
+            </w:tcMar>
+          </w:tcPr>
+          <w:p>
+            <w:pPr>
+              <w:jc w:val="center"/>
+            </w:pPr>
+            <w:r>
+              <w:rPr>
+                <w:rFonts w:ascii="Arial" w:cs="Arial" w:eastAsia="Arial" w:hAnsi="Arial"/>
+                <w:b w:val="false"/>
+                <w:bCs w:val="false"/>
+                <w:sz w:val="20"/>
+                <w:szCs w:val="20"/>
+              </w:rPr>
+              <w:t xml:space="preserve">Intel i7 11th Gen, Python 3.14, Windows</w:t>
+            </w:r>
+          </w:p>
+        </w:tc>
+        <w:tc>
+          <w:tcPr>
+            <w:tcW w:type="dxa" w:w="1300"/>
+            <w:tcBorders>
+              <w:top w:val="single" w:color="999999" w:sz="1"/>
+              <w:left w:val="single" w:color="999999" w:sz="1"/>
+              <w:bottom w:val="single" w:color="999999" w:sz="1"/>
+              <w:right w:val="single" w:color="999999" w:sz="1"/>
+            </w:tcBorders>
+            <w:tcMar>
+              <w:top w:type="dxa" w:w="60"/>
+              <w:left w:type="dxa" w:w="100"/>
+              <w:bottom w:type="dxa" w:w="60"/>
+              <w:right w:type="dxa" w:w="100"/>
+            </w:tcMar>
+          </w:tcPr>
+          <w:p>
+            <w:pPr>
+              <w:jc w:val="center"/>
+            </w:pPr>
+            <w:r>
+              <w:rPr>
+                <w:rFonts w:ascii="Arial" w:cs="Arial" w:eastAsia="Arial" w:hAnsi="Arial"/>
+                <w:b w:val="false"/>
+                <w:bCs w:val="false"/>
+                <w:sz w:val="20"/>
+                <w:szCs w:val="20"/>
+              </w:rPr>
+              <w:t xml:space="preserve">144</w:t>
+            </w:r>
+          </w:p>
+        </w:tc>
+      </w:tr>
+      <w:tr>
+        <w:tc>
+          <w:tcPr>
+            <w:tcW w:type="dxa" w:w="1300"/>
+            <w:tcBorders>
+              <w:top w:val="single" w:color="999999" w:sz="1"/>
+              <w:left w:val="single" w:color="999999" w:sz="1"/>
+              <w:bottom w:val="single" w:color="999999" w:sz="1"/>
+              <w:right w:val="single" w:color="999999" w:sz="1"/>
+            </w:tcBorders>
+            <w:tcMar>
+              <w:top w:type="dxa" w:w="60"/>
+              <w:left w:type="dxa" w:w="100"/>
+              <w:bottom w:type="dxa" w:w="60"/>
+              <w:right w:type="dxa" w:w="100"/>
+            </w:tcMar>
+          </w:tcPr>
+          <w:p>
+            <w:pPr>
+              <w:jc w:val="center"/>
+            </w:pPr>
+            <w:r>
+              <w:rPr>
+                <w:rFonts w:ascii="Arial" w:cs="Arial" w:eastAsia="Arial" w:hAnsi="Arial"/>
+                <w:b w:val="false"/>
+                <w:bCs w:val="false"/>
+                <w:sz w:val="20"/>
+                <w:szCs w:val="20"/>
+              </w:rPr>
+              <w:t xml:space="preserve">j6029_4</w:t>
+            </w:r>
+          </w:p>
+        </w:tc>
+        <w:tc>
+          <w:tcPr>
+            <w:tcW w:type="dxa" w:w="1000"/>
+            <w:tcBorders>
+              <w:top w:val="single" w:color="999999" w:sz="1"/>
+              <w:left w:val="single" w:color="999999" w:sz="1"/>
+              <w:bottom w:val="single" w:color="999999" w:sz="1"/>
+              <w:right w:val="single" w:color="999999" w:sz="1"/>
+            </w:tcBorders>
+            <w:tcMar>
+              <w:top w:type="dxa" w:w="60"/>
+              <w:left w:type="dxa" w:w="100"/>
+              <w:bottom w:type="dxa" w:w="60"/>
+              <w:right w:type="dxa" w:w="100"/>
+            </w:tcMar>
+          </w:tcPr>
+          <w:p>
+            <w:pPr>
+              <w:jc w:val="center"/>
+            </w:pPr>
+            <w:r>
+              <w:rPr>
+                <w:rFonts w:ascii="Arial" w:cs="Arial" w:eastAsia="Arial" w:hAnsi="Arial"/>
+                <w:b w:val="false"/>
+                <w:bCs w:val="false"/>
+                <w:sz w:val="20"/>
+                <w:szCs w:val="20"/>
+              </w:rPr>
+              <w:t xml:space="preserve">HEUR</w:t>
+            </w:r>
+          </w:p>
+        </w:tc>
+        <w:tc>
+          <w:tcPr>
+            <w:tcW w:type="dxa" w:w="900"/>
+            <w:tcBorders>
+              <w:top w:val="single" w:color="999999" w:sz="1"/>
+              <w:left w:val="single" w:color="999999" w:sz="1"/>
+              <w:bottom w:val="single" w:color="999999" w:sz="1"/>
+              <w:right w:val="single" w:color="999999" w:sz="1"/>
+            </w:tcBorders>
+            <w:tcMar>
+              <w:top w:type="dxa" w:w="60"/>
+              <w:left w:type="dxa" w:w="100"/>
+              <w:bottom w:type="dxa" w:w="60"/>
+              <w:right w:type="dxa" w:w="100"/>
+            </w:tcMar>
+          </w:tcPr>
+          <w:p>
+            <w:pPr>
+              <w:jc w:val="center"/>
+            </w:pPr>
+            <w:r>
+              <w:rPr>
+                <w:rFonts w:ascii="Arial" w:cs="Arial" w:eastAsia="Arial" w:hAnsi="Arial"/>
+                <w:b w:val="false"/>
+                <w:bCs w:val="false"/>
+                <w:sz w:val="20"/>
+                <w:szCs w:val="20"/>
+              </w:rPr>
+              <w:t xml:space="preserve">141 (V2)</w:t>
+            </w:r>
+          </w:p>
+        </w:tc>
+        <w:tc>
+          <w:tcPr>
+            <w:tcW w:type="dxa" w:w="1600"/>
+            <w:tcBorders>
+              <w:top w:val="single" w:color="999999" w:sz="1"/>
+              <w:left w:val="single" w:color="999999" w:sz="1"/>
+              <w:bottom w:val="single" w:color="999999" w:sz="1"/>
+              <w:right w:val="single" w:color="999999" w:sz="1"/>
+            </w:tcBorders>
+            <w:tcMar>
+              <w:top w:type="dxa" w:w="60"/>
+              <w:left w:type="dxa" w:w="100"/>
+              <w:bottom w:type="dxa" w:w="60"/>
+              <w:right w:type="dxa" w:w="100"/>
+            </w:tcMar>
+          </w:tcPr>
+          <w:p>
+            <w:pPr>
+              <w:jc w:val="center"/>
+            </w:pPr>
+            <w:r>
+              <w:rPr>
+                <w:rFonts w:ascii="Arial" w:cs="Arial" w:eastAsia="Arial" w:hAnsi="Arial"/>
+                <w:b w:val="false"/>
+                <w:bCs w:val="false"/>
+                <w:sz w:val="20"/>
+                <w:szCs w:val="20"/>
+              </w:rPr>
+              <w:t xml:space="preserve">GA + NS + Resource Ranking + FBI</w:t>
+            </w:r>
+          </w:p>
+        </w:tc>
+        <w:tc>
+          <w:tcPr>
+            <w:tcW w:type="dxa" w:w="1100"/>
+            <w:tcBorders>
+              <w:top w:val="single" w:color="999999" w:sz="1"/>
+              <w:left w:val="single" w:color="999999" w:sz="1"/>
+              <w:bottom w:val="single" w:color="999999" w:sz="1"/>
+              <w:right w:val="single" w:color="999999" w:sz="1"/>
+            </w:tcBorders>
+            <w:tcMar>
+              <w:top w:type="dxa" w:w="60"/>
+              <w:left w:type="dxa" w:w="100"/>
+              <w:bottom w:type="dxa" w:w="60"/>
+              <w:right w:type="dxa" w:w="100"/>
+            </w:tcMar>
+          </w:tcPr>
+          <w:p>
+            <w:pPr>
+              <w:jc w:val="center"/>
+            </w:pPr>
+            <w:r>
+              <w:rPr>
+                <w:rFonts w:ascii="Arial" w:cs="Arial" w:eastAsia="Arial" w:hAnsi="Arial"/>
+                <w:b w:val="false"/>
+                <w:bCs w:val="false"/>
+                <w:sz w:val="20"/>
+                <w:szCs w:val="20"/>
+              </w:rPr>
+              <w:t xml:space="preserve">32.4s</w:t>
+            </w:r>
+          </w:p>
+        </w:tc>
+        <w:tc>
+          <w:tcPr>
+            <w:tcW w:type="dxa" w:w="2640"/>
+            <w:tcBorders>
+              <w:top w:val="single" w:color="999999" w:sz="1"/>
+              <w:left w:val="single" w:color="999999" w:sz="1"/>
+              <w:bottom w:val="single" w:color="999999" w:sz="1"/>
+              <w:right w:val="single" w:color="999999" w:sz="1"/>
+            </w:tcBorders>
+            <w:tcMar>
+              <w:top w:type="dxa" w:w="60"/>
+              <w:left w:type="dxa" w:w="100"/>
+              <w:bottom w:type="dxa" w:w="60"/>
+              <w:right w:type="dxa" w:w="100"/>
+            </w:tcMar>
+          </w:tcPr>
+          <w:p>
+            <w:pPr>
+              <w:jc w:val="center"/>
+            </w:pPr>
+            <w:r>
+              <w:rPr>
+                <w:rFonts w:ascii="Arial" w:cs="Arial" w:eastAsia="Arial" w:hAnsi="Arial"/>
+                <w:b w:val="false"/>
+                <w:bCs w:val="false"/>
+                <w:sz w:val="20"/>
+                <w:szCs w:val="20"/>
+              </w:rPr>
+              <w:t xml:space="preserve">Intel i7 11th Gen, Python 3.14, Windows</w:t>
+            </w:r>
+          </w:p>
+        </w:tc>
+        <w:tc>
+          <w:tcPr>
+            <w:tcW w:type="dxa" w:w="1300"/>
+            <w:tcBorders>
+              <w:top w:val="single" w:color="999999" w:sz="1"/>
+              <w:left w:val="single" w:color="999999" w:sz="1"/>
+              <w:bottom w:val="single" w:color="999999" w:sz="1"/>
+              <w:right w:val="single" w:color="999999" w:sz="1"/>
+            </w:tcBorders>
+            <w:tcMar>
+              <w:top w:type="dxa" w:w="60"/>
+              <w:left w:type="dxa" w:w="100"/>
+              <w:bottom w:type="dxa" w:w="60"/>
+              <w:right w:type="dxa" w:w="100"/>
+            </w:tcMar>
+          </w:tcPr>
+          <w:p>
+            <w:pPr>
+              <w:jc w:val="center"/>
+            </w:pPr>
+            <w:r>
+              <w:rPr>
+                <w:rFonts w:ascii="Arial" w:cs="Arial" w:eastAsia="Arial" w:hAnsi="Arial"/>
+                <w:b w:val="false"/>
+                <w:bCs w:val="false"/>
+                <w:sz w:val="20"/>
+                <w:szCs w:val="20"/>
+              </w:rPr>
+              <w:t xml:space="preserve">134</w:t>
+            </w:r>
+          </w:p>
+        </w:tc>
+      </w:tr>
+      <w:tr>
+        <w:tc>
+          <w:tcPr>
+            <w:tcW w:type="dxa" w:w="1300"/>
+            <w:tcBorders>
+              <w:top w:val="single" w:color="999999" w:sz="1"/>
+              <w:left w:val="single" w:color="999999" w:sz="1"/>
+              <w:bottom w:val="single" w:color="999999" w:sz="1"/>
+              <w:right w:val="single" w:color="999999" w:sz="1"/>
+            </w:tcBorders>
+            <w:tcMar>
+              <w:top w:type="dxa" w:w="60"/>
+              <w:left w:type="dxa" w:w="100"/>
+              <w:bottom w:type="dxa" w:w="60"/>
+              <w:right w:type="dxa" w:w="100"/>
+            </w:tcMar>
+          </w:tcPr>
+          <w:p>
+            <w:pPr>
+              <w:jc w:val="center"/>
+            </w:pPr>
+            <w:r>
+              <w:rPr>
+                <w:rFonts w:ascii="Arial" w:cs="Arial" w:eastAsia="Arial" w:hAnsi="Arial"/>
+                <w:b w:val="false"/>
+                <w:bCs w:val="false"/>
+                <w:sz w:val="20"/>
+                <w:szCs w:val="20"/>
+              </w:rPr>
+              <w:t xml:space="preserve">j6045_5</w:t>
+            </w:r>
+          </w:p>
+        </w:tc>
+        <w:tc>
+          <w:tcPr>
+            <w:tcW w:type="dxa" w:w="1000"/>
+            <w:tcBorders>
+              <w:top w:val="single" w:color="999999" w:sz="1"/>
+              <w:left w:val="single" w:color="999999" w:sz="1"/>
+              <w:bottom w:val="single" w:color="999999" w:sz="1"/>
+              <w:right w:val="single" w:color="999999" w:sz="1"/>
+            </w:tcBorders>
+            <w:tcMar>
+              <w:top w:type="dxa" w:w="60"/>
+              <w:left w:type="dxa" w:w="100"/>
+              <w:bottom w:type="dxa" w:w="60"/>
+              <w:right w:type="dxa" w:w="100"/>
+            </w:tcMar>
+          </w:tcPr>
+          <w:p>
+            <w:pPr>
+              <w:jc w:val="center"/>
+            </w:pPr>
+            <w:r>
+              <w:rPr>
+                <w:rFonts w:ascii="Arial" w:cs="Arial" w:eastAsia="Arial" w:hAnsi="Arial"/>
+                <w:b w:val="false"/>
+                <w:bCs w:val="false"/>
+                <w:sz w:val="20"/>
+                <w:szCs w:val="20"/>
+              </w:rPr>
+              <w:t xml:space="preserve">HEUR</w:t>
+            </w:r>
+          </w:p>
+        </w:tc>
+        <w:tc>
+          <w:tcPr>
+            <w:tcW w:type="dxa" w:w="900"/>
+            <w:tcBorders>
+              <w:top w:val="single" w:color="999999" w:sz="1"/>
+              <w:left w:val="single" w:color="999999" w:sz="1"/>
+              <w:bottom w:val="single" w:color="999999" w:sz="1"/>
+              <w:right w:val="single" w:color="999999" w:sz="1"/>
+            </w:tcBorders>
+            <w:tcMar>
+              <w:top w:type="dxa" w:w="60"/>
+              <w:left w:type="dxa" w:w="100"/>
+              <w:bottom w:type="dxa" w:w="60"/>
+              <w:right w:type="dxa" w:w="100"/>
+            </w:tcMar>
+          </w:tcPr>
+          <w:p>
+            <w:pPr>
+              <w:jc w:val="center"/>
+            </w:pPr>
+            <w:r>
+              <w:rPr>
+                <w:rFonts w:ascii="Arial" w:cs="Arial" w:eastAsia="Arial" w:hAnsi="Arial"/>
+                <w:b w:val="false"/>
+                <w:bCs w:val="false"/>
+                <w:sz w:val="20"/>
+                <w:szCs w:val="20"/>
+              </w:rPr>
+              <w:t xml:space="preserve">110 (V2)</w:t>
+            </w:r>
+          </w:p>
+        </w:tc>
+        <w:tc>
+          <w:tcPr>
+            <w:tcW w:type="dxa" w:w="1600"/>
+            <w:tcBorders>
+              <w:top w:val="single" w:color="999999" w:sz="1"/>
+              <w:left w:val="single" w:color="999999" w:sz="1"/>
+              <w:bottom w:val="single" w:color="999999" w:sz="1"/>
+              <w:right w:val="single" w:color="999999" w:sz="1"/>
+            </w:tcBorders>
+            <w:tcMar>
+              <w:top w:type="dxa" w:w="60"/>
+              <w:left w:type="dxa" w:w="100"/>
+              <w:bottom w:type="dxa" w:w="60"/>
+              <w:right w:type="dxa" w:w="100"/>
+            </w:tcMar>
+          </w:tcPr>
+          <w:p>
+            <w:pPr>
+              <w:jc w:val="center"/>
+            </w:pPr>
+            <w:r>
+              <w:rPr>
+                <w:rFonts w:ascii="Arial" w:cs="Arial" w:eastAsia="Arial" w:hAnsi="Arial"/>
+                <w:b w:val="false"/>
+                <w:bCs w:val="false"/>
+                <w:sz w:val="20"/>
+                <w:szCs w:val="20"/>
+              </w:rPr>
+              <w:t xml:space="preserve">GA + NS + Resource Ranking + FBI</w:t>
+            </w:r>
+          </w:p>
+        </w:tc>
+        <w:tc>
+          <w:tcPr>
+            <w:tcW w:type="dxa" w:w="1100"/>
+            <w:tcBorders>
+              <w:top w:val="single" w:color="999999" w:sz="1"/>
+              <w:left w:val="single" w:color="999999" w:sz="1"/>
+              <w:bottom w:val="single" w:color="999999" w:sz="1"/>
+              <w:right w:val="single" w:color="999999" w:sz="1"/>
+            </w:tcBorders>
+            <w:tcMar>
+              <w:top w:type="dxa" w:w="60"/>
+              <w:left w:type="dxa" w:w="100"/>
+              <w:bottom w:type="dxa" w:w="60"/>
+              <w:right w:type="dxa" w:w="100"/>
+            </w:tcMar>
+          </w:tcPr>
+          <w:p>
+            <w:pPr>
+              <w:jc w:val="center"/>
+            </w:pPr>
+            <w:r>
+              <w:rPr>
+                <w:rFonts w:ascii="Arial" w:cs="Arial" w:eastAsia="Arial" w:hAnsi="Arial"/>
+                <w:b w:val="false"/>
+                <w:bCs w:val="false"/>
+                <w:sz w:val="20"/>
+                <w:szCs w:val="20"/>
+              </w:rPr>
+              <w:t xml:space="preserve">22.3s</w:t>
+            </w:r>
+          </w:p>
+        </w:tc>
+        <w:tc>
+          <w:tcPr>
+            <w:tcW w:type="dxa" w:w="2640"/>
+            <w:tcBorders>
+              <w:top w:val="single" w:color="999999" w:sz="1"/>
+              <w:left w:val="single" w:color="999999" w:sz="1"/>
+              <w:bottom w:val="single" w:color="999999" w:sz="1"/>
+              <w:right w:val="single" w:color="999999" w:sz="1"/>
+            </w:tcBorders>
+            <w:tcMar>
+              <w:top w:type="dxa" w:w="60"/>
+              <w:left w:type="dxa" w:w="100"/>
+              <w:bottom w:type="dxa" w:w="60"/>
+              <w:right w:type="dxa" w:w="100"/>
+            </w:tcMar>
+          </w:tcPr>
+          <w:p>
+            <w:pPr>
+              <w:jc w:val="center"/>
+            </w:pPr>
+            <w:r>
+              <w:rPr>
+                <w:rFonts w:ascii="Arial" w:cs="Arial" w:eastAsia="Arial" w:hAnsi="Arial"/>
+                <w:b w:val="false"/>
+                <w:bCs w:val="false"/>
+                <w:sz w:val="20"/>
+                <w:szCs w:val="20"/>
+              </w:rPr>
+              <w:t xml:space="preserve">Intel i7 11th Gen, Python 3.14, Windows</w:t>
+            </w:r>
+          </w:p>
+        </w:tc>
+        <w:tc>
+          <w:tcPr>
+            <w:tcW w:type="dxa" w:w="1300"/>
+            <w:tcBorders>
+              <w:top w:val="single" w:color="999999" w:sz="1"/>
+              <w:left w:val="single" w:color="999999" w:sz="1"/>
+              <w:bottom w:val="single" w:color="999999" w:sz="1"/>
+              <w:right w:val="single" w:color="999999" w:sz="1"/>
+            </w:tcBorders>
+            <w:tcMar>
+              <w:top w:type="dxa" w:w="60"/>
+              <w:left w:type="dxa" w:w="100"/>
+              <w:bottom w:type="dxa" w:w="60"/>
+              <w:right w:type="dxa" w:w="100"/>
+            </w:tcMar>
+          </w:tcPr>
+          <w:p>
+            <w:pPr>
+              <w:jc w:val="center"/>
+            </w:pPr>
+            <w:r>
+              <w:rPr>
+                <w:rFonts w:ascii="Arial" w:cs="Arial" w:eastAsia="Arial" w:hAnsi="Arial"/>
+                <w:b w:val="false"/>
+                <w:bCs w:val="false"/>
+                <w:sz w:val="20"/>
+                <w:szCs w:val="20"/>
+              </w:rPr>
+              <w:t xml:space="preserve">106</w:t>
+            </w:r>
+          </w:p>
+        </w:tc>
+      </w:tr>
+      <w:tr>
+        <w:tc>
+          <w:tcPr>
+            <w:tcW w:type="dxa" w:w="1300"/>
+            <w:tcBorders>
+              <w:top w:val="single" w:color="999999" w:sz="1"/>
+              <w:left w:val="single" w:color="999999" w:sz="1"/>
+              <w:bottom w:val="single" w:color="999999" w:sz="1"/>
+              <w:right w:val="single" w:color="999999" w:sz="1"/>
+            </w:tcBorders>
+            <w:tcMar>
+              <w:top w:type="dxa" w:w="60"/>
+              <w:left w:type="dxa" w:w="100"/>
+              <w:bottom w:type="dxa" w:w="60"/>
+              <w:right w:type="dxa" w:w="100"/>
+            </w:tcMar>
+          </w:tcPr>
+          <w:p>
+            <w:pPr>
+              <w:jc w:val="center"/>
+            </w:pPr>
+            <w:r>
+              <w:rPr>
+                <w:rFonts w:ascii="Arial" w:cs="Arial" w:eastAsia="Arial" w:hAnsi="Arial"/>
+                <w:b w:val="false"/>
+                <w:bCs w:val="false"/>
+                <w:sz w:val="20"/>
+                <w:szCs w:val="20"/>
+              </w:rPr>
+              <w:t xml:space="preserve">j6029_1</w:t>
+            </w:r>
+          </w:p>
+        </w:tc>
+        <w:tc>
+          <w:tcPr>
+            <w:tcW w:type="dxa" w:w="1000"/>
+            <w:tcBorders>
+              <w:top w:val="single" w:color="999999" w:sz="1"/>
+              <w:left w:val="single" w:color="999999" w:sz="1"/>
+              <w:bottom w:val="single" w:color="999999" w:sz="1"/>
+              <w:right w:val="single" w:color="999999" w:sz="1"/>
+            </w:tcBorders>
+            <w:tcMar>
+              <w:top w:type="dxa" w:w="60"/>
+              <w:left w:type="dxa" w:w="100"/>
+              <w:bottom w:type="dxa" w:w="60"/>
+              <w:right w:type="dxa" w:w="100"/>
+            </w:tcMar>
+          </w:tcPr>
+          <w:p>
+            <w:pPr>
+              <w:jc w:val="center"/>
+            </w:pPr>
+            <w:r>
+              <w:rPr>
+                <w:rFonts w:ascii="Arial" w:cs="Arial" w:eastAsia="Arial" w:hAnsi="Arial"/>
+                <w:b w:val="false"/>
+                <w:bCs w:val="false"/>
+                <w:sz w:val="20"/>
+                <w:szCs w:val="20"/>
+              </w:rPr>
+              <w:t xml:space="preserve">HEUR</w:t>
+            </w:r>
+          </w:p>
+        </w:tc>
+        <w:tc>
+          <w:tcPr>
+            <w:tcW w:type="dxa" w:w="900"/>
+            <w:tcBorders>
+              <w:top w:val="single" w:color="999999" w:sz="1"/>
+              <w:left w:val="single" w:color="999999" w:sz="1"/>
+              <w:bottom w:val="single" w:color="999999" w:sz="1"/>
+              <w:right w:val="single" w:color="999999" w:sz="1"/>
+            </w:tcBorders>
+            <w:tcMar>
+              <w:top w:type="dxa" w:w="60"/>
+              <w:left w:type="dxa" w:w="100"/>
+              <w:bottom w:type="dxa" w:w="60"/>
+              <w:right w:type="dxa" w:w="100"/>
+            </w:tcMar>
+          </w:tcPr>
+          <w:p>
+            <w:pPr>
+              <w:jc w:val="center"/>
+            </w:pPr>
+            <w:r>
+              <w:rPr>
+                <w:rFonts w:ascii="Arial" w:cs="Arial" w:eastAsia="Arial" w:hAnsi="Arial"/>
+                <w:b w:val="false"/>
+                <w:bCs w:val="false"/>
+                <w:sz w:val="20"/>
+                <w:szCs w:val="20"/>
+              </w:rPr>
+              <w:t xml:space="preserve">108 (V2)</w:t>
+            </w:r>
+          </w:p>
+        </w:tc>
+        <w:tc>
+          <w:tcPr>
+            <w:tcW w:type="dxa" w:w="1600"/>
+            <w:tcBorders>
+              <w:top w:val="single" w:color="999999" w:sz="1"/>
+              <w:left w:val="single" w:color="999999" w:sz="1"/>
+              <w:bottom w:val="single" w:color="999999" w:sz="1"/>
+              <w:right w:val="single" w:color="999999" w:sz="1"/>
+            </w:tcBorders>
+            <w:tcMar>
+              <w:top w:type="dxa" w:w="60"/>
+              <w:left w:type="dxa" w:w="100"/>
+              <w:bottom w:type="dxa" w:w="60"/>
+              <w:right w:type="dxa" w:w="100"/>
+            </w:tcMar>
+          </w:tcPr>
+          <w:p>
+            <w:pPr>
+              <w:jc w:val="center"/>
+            </w:pPr>
+            <w:r>
+              <w:rPr>
+                <w:rFonts w:ascii="Arial" w:cs="Arial" w:eastAsia="Arial" w:hAnsi="Arial"/>
+                <w:b w:val="false"/>
+                <w:bCs w:val="false"/>
+                <w:sz w:val="20"/>
+                <w:szCs w:val="20"/>
+              </w:rPr>
+              <w:t xml:space="preserve">GA + NS + Resource Ranking + FBI</w:t>
+            </w:r>
+          </w:p>
+        </w:tc>
+        <w:tc>
+          <w:tcPr>
+            <w:tcW w:type="dxa" w:w="1100"/>
+            <w:tcBorders>
+              <w:top w:val="single" w:color="999999" w:sz="1"/>
+              <w:left w:val="single" w:color="999999" w:sz="1"/>
+              <w:bottom w:val="single" w:color="999999" w:sz="1"/>
+              <w:right w:val="single" w:color="999999" w:sz="1"/>
+            </w:tcBorders>
+            <w:tcMar>
+              <w:top w:type="dxa" w:w="60"/>
+              <w:left w:type="dxa" w:w="100"/>
+              <w:bottom w:type="dxa" w:w="60"/>
+              <w:right w:type="dxa" w:w="100"/>
+            </w:tcMar>
+          </w:tcPr>
+          <w:p>
+            <w:pPr>
+              <w:jc w:val="center"/>
+            </w:pPr>
+            <w:r>
+              <w:rPr>
+                <w:rFonts w:ascii="Arial" w:cs="Arial" w:eastAsia="Arial" w:hAnsi="Arial"/>
+                <w:b w:val="false"/>
+                <w:bCs w:val="false"/>
+                <w:sz w:val="20"/>
+                <w:szCs w:val="20"/>
+              </w:rPr>
+              <w:t xml:space="preserve">20.8s</w:t>
+            </w:r>
+          </w:p>
+        </w:tc>
+        <w:tc>
+          <w:tcPr>
+            <w:tcW w:type="dxa" w:w="2640"/>
+            <w:tcBorders>
+              <w:top w:val="single" w:color="999999" w:sz="1"/>
+              <w:left w:val="single" w:color="999999" w:sz="1"/>
+              <w:bottom w:val="single" w:color="999999" w:sz="1"/>
+              <w:right w:val="single" w:color="999999" w:sz="1"/>
+            </w:tcBorders>
+            <w:tcMar>
+              <w:top w:type="dxa" w:w="60"/>
+              <w:left w:type="dxa" w:w="100"/>
+              <w:bottom w:type="dxa" w:w="60"/>
+              <w:right w:type="dxa" w:w="100"/>
+            </w:tcMar>
+          </w:tcPr>
+          <w:p>
+            <w:pPr>
+              <w:jc w:val="center"/>
+            </w:pPr>
+            <w:r>
+              <w:rPr>
+                <w:rFonts w:ascii="Arial" w:cs="Arial" w:eastAsia="Arial" w:hAnsi="Arial"/>
+                <w:b w:val="false"/>
+                <w:bCs w:val="false"/>
+                <w:sz w:val="20"/>
+                <w:szCs w:val="20"/>
+              </w:rPr>
+              <w:t xml:space="preserve">Intel i7 11th Gen, Python 3.14, Windows</w:t>
+            </w:r>
+          </w:p>
+        </w:tc>
+        <w:tc>
+          <w:tcPr>
+            <w:tcW w:type="dxa" w:w="1300"/>
+            <w:tcBorders>
+              <w:top w:val="single" w:color="999999" w:sz="1"/>
+              <w:left w:val="single" w:color="999999" w:sz="1"/>
+              <w:bottom w:val="single" w:color="999999" w:sz="1"/>
+              <w:right w:val="single" w:color="999999" w:sz="1"/>
+            </w:tcBorders>
+            <w:tcMar>
+              <w:top w:type="dxa" w:w="60"/>
+              <w:left w:type="dxa" w:w="100"/>
+              <w:bottom w:type="dxa" w:w="60"/>
+              <w:right w:type="dxa" w:w="100"/>
+            </w:tcMar>
+          </w:tcPr>
+          <w:p>
+            <w:pPr>
+              <w:jc w:val="center"/>
+            </w:pPr>
+            <w:r>
+              <w:rPr>
+                <w:rFonts w:ascii="Arial" w:cs="Arial" w:eastAsia="Arial" w:hAnsi="Arial"/>
+                <w:b w:val="false"/>
+                <w:bCs w:val="false"/>
+                <w:sz w:val="20"/>
+                <w:szCs w:val="20"/>
+              </w:rPr>
+              <w:t xml:space="preserve">103</w:t>
+            </w:r>
+          </w:p>
+        </w:tc>
+      </w:tr>
+    </w:tbl>
+    <w:p>
+      <w:pPr>
+        <w:spacing w:before="200" w:after="80"/>
+      </w:pPr>
+      <w:r>
+        <w:rPr>
+          <w:b/>
+          <w:bCs/>
+        </w:rPr>
+        <w:t xml:space="preserve">Légende : </w:t>
+      </w:r>
+      <w:r>
+        <w:t xml:space="preserve">Type Solution : LB = Borne inférieure, OPT = Solution optimale, HEUR = Solution heuristique. </w:t>
+      </w:r>
+      <w:r>
+        <w:t xml:space="preserve">Valeur = notre makespan trouvé. Ancienne Valeur = meilleur makespan connu (j60hrs.sm de PSPLIB).</w:t>
+      </w:r>
+    </w:p>
+    <w:p>
+      <w:pPr>
+        <w:spacing w:after="80"/>
+      </w:pPr>
+      <w:r>
+        <w:rPr>
+          <w:b/>
+          <w:bCs/>
+        </w:rPr>
+        <w:t xml:space="preserve">Note : </w:t>
+      </w:r>
+      <w:r>
+        <w:t xml:space="preserve">Les résultats complets pour toutes les instances testées sont disponibles dans les fichiers results_v1.txt et results_v2.txt. Le tableau ci-dessus présente un échantillon. Si des solutions améliorant l'existant (Valeur &lt; Ancienne Valeur) sont trouvées, elles seront signalées avec le type IMPROVED dans le fichier de résultats.</w:t>
+      </w:r>
+    </w:p>
+    <w:p>
+      <w:pPr>
+        <w:spacing w:after="120"/>
+      </w:pPr>
+      <w:r>
+        <w:rPr>
+          <w:b/>
+          <w:bCs/>
+        </w:rPr>
+        <w:t xml:space="preserve">Aucune amélioration par rapport aux meilleurs résultats connus n'a été trouvée </w:t>
+      </w:r>
+      <w:r>
+        <w:t xml:space="preserve">dans le cadre de cette implémentation en Python avec λ = 50 000. Ceci est attendu car l'algorithme original en C++ représente l'état de l'art et les solutions j60 sont stables depuis 2008 (seule j609_10 a été améliorée récemment selon Goncharov).</w:t>
       </w:r>
     </w:p>
     <w:p>
